--- a/outputs/weekly/2026-W33_當週鐵人新知與文章整理_中文版.docx
+++ b/outputs/weekly/2026-W33_當週鐵人新知與文章整理_中文版.docx
@@ -27,7 +27,7 @@
           <w:color w:val="555555"/>
           <w:sz w:val="19"/>
         </w:rPr>
-        <w:t>彙整時間：2026-08-10 12:44:56　｜　時間範圍：過去 7 天</w:t>
+        <w:t>彙整時間：2026-08-16 17:12:57　｜　時間範圍：過去 7 天</w:t>
         <w:br/>
         <w:t>來源網站：Slowtwitch, Triathlete, 220 Triathlon, TrainingPeaks, Joe Friel (已翻譯為繁體中文)</w:t>
       </w:r>
@@ -59,7 +59,7 @@
           <w:color w:val="595959"/>
           <w:sz w:val="19"/>
         </w:rPr>
-        <w:t xml:space="preserve">【220 Triathlon | 2026-08-07】 </w:t>
+        <w:t xml:space="preserve">【220 Triathlon | 2026-08-16】 </w:t>
       </w:r>
       <w:hyperlink w:rId="rId11">
         <w:r>
@@ -70,7 +70,7 @@
             <w:rFonts w:ascii="Calibri" w:hAnsi="Calibri" w:eastAsia="Microsoft JhengHei"/>
             <w:sz w:val="22"/>
           </w:rPr>
-          <w:t>我把肌力訓練換成了鐵人三項訓練──我失去了力量嗎？</w:t>
+          <w:t>「我喜歡這裡的氛圍！」Jonas Schomburg（德國）在卡爾馬首次贏得鐵人三項賽冠軍</w:t>
         </w:r>
       </w:hyperlink>
     </w:p>
@@ -87,7 +87,7 @@
           <w:color w:val="777777"/>
           <w:sz w:val="17"/>
         </w:rPr>
-        <w:t>原名: I swapped strength training for triathlon training – did I lose my strength?</w:t>
+        <w:t>原名: “I love the atmosphere here!”Jonas Schomburg (DEU) takes first Ironman win in Kalmar</w:t>
       </w:r>
     </w:p>
     <w:p>
@@ -118,7 +118,7 @@
           <w:color w:val="333333"/>
           <w:sz w:val="19"/>
         </w:rPr>
-        <w:t>1. 經過數月的追逐力量個人最佳成績後，訓練220米鐵人三項賽作家India Paine將舉重改為游泳、騎自行車和跑步，為她的第一個T100進行；</w:t>
+        <w:t>1. 在科納舉行的一場激動人心的鐵人三項世界冠軍資格賽決賽中，喬納斯·肖姆伯格（Jonas Shomburg）在比賽中取得領先，並以7小時22分57秒的令人印象深刻的成績贏得了他的第一場鐵人三項比賽；</w:t>
       </w:r>
     </w:p>
     <w:p>
@@ -134,7 +134,7 @@
           <w:color w:val="333333"/>
           <w:sz w:val="19"/>
         </w:rPr>
-        <w:t>2. 但三個月後減少；</w:t>
+        <w:t>2. 分析來自 220 Triathlon 針對 游泳 (Swimming) 項目的關鍵訓練與器材建議。；</w:t>
       </w:r>
     </w:p>
     <w:p>
@@ -165,7 +165,7 @@
           <w:color w:val="595959"/>
           <w:sz w:val="19"/>
         </w:rPr>
-        <w:t xml:space="preserve">【Slowtwitch | 2026-08-07】 </w:t>
+        <w:t xml:space="preserve">【220 Triathlon | 2026-08-15】 </w:t>
       </w:r>
       <w:hyperlink w:rId="rId12">
         <w:r>
@@ -176,7 +176,7 @@
             <w:rFonts w:ascii="Calibri" w:hAnsi="Calibri" w:eastAsia="Microsoft JhengHei"/>
             <w:sz w:val="22"/>
           </w:rPr>
-          <w:t>H2O Audio TRI 2 PRO 和 TRI Run：適合長途的聲音</w:t>
+          <w:t>利茲鐵人三項賽因擔心湖水品質而取消游泳</w:t>
         </w:r>
       </w:hyperlink>
     </w:p>
@@ -193,7 +193,7 @@
           <w:color w:val="777777"/>
           <w:sz w:val="17"/>
         </w:rPr>
-        <w:t>原名: H2O Audio TRI 2 PRO and TRI Run: Sound for the Long Haul</w:t>
+        <w:t>原名: Ironman Leeds cancel swim over concerns about water quality in the lake</w:t>
       </w:r>
     </w:p>
     <w:p>
@@ -224,7 +224,7 @@
           <w:color w:val="333333"/>
           <w:sz w:val="19"/>
         </w:rPr>
-        <w:t>1. H2O Audio TRI 2 PRO 與 TRI Run：雙人開放式骨耳機經過游泳、騎乘和跑步測試；</w:t>
+        <w:t>1. 鐵人三項今天宣布，明天在利茲舉行的比賽將沒有游泳比賽，今天的練習游泳也將被取消；</w:t>
       </w:r>
     </w:p>
     <w:p>
@@ -240,7 +240,7 @@
           <w:color w:val="333333"/>
           <w:sz w:val="19"/>
         </w:rPr>
-        <w:t>2. 您屬於哪一個訓練週；</w:t>
+        <w:t>2. 近期消息發布之際，人們對 Waterloo Lak 的品質感到擔憂…；</w:t>
       </w:r>
     </w:p>
     <w:p>
@@ -256,7 +256,7 @@
           <w:color w:val="333333"/>
           <w:sz w:val="19"/>
         </w:rPr>
-        <w:t>3. H2O Audio TRI 2 PRO 和 TRI Run 後：聲音。</w:t>
+        <w:t>3. 提供鐵人三項選手在實務備賽、運動防傷與體能恢復上的具體應用指導。。</w:t>
       </w:r>
     </w:p>
     <w:p>
@@ -271,7 +271,7 @@
           <w:color w:val="595959"/>
           <w:sz w:val="19"/>
         </w:rPr>
-        <w:t xml:space="preserve">【220 Triathlon | 2026-08-06】 </w:t>
+        <w:t xml:space="preserve">【Triathlete Magazine | 2026-08-13】 </w:t>
       </w:r>
       <w:hyperlink w:rId="rId13">
         <w:r>
@@ -282,7 +282,7 @@
             <w:rFonts w:ascii="Calibri" w:hAnsi="Calibri" w:eastAsia="Microsoft JhengHei"/>
             <w:sz w:val="22"/>
           </w:rPr>
-          <w:t>什麼是最好的游泳換衣袍？我是一名游泳教練，這是我穿著以保持溫暖和乾燥的 10 件長袍</w:t>
+          <w:t>厭倦了相同的運動程序？這些快速游泳、騎自行車、跑步訓練可產生實際速度</w:t>
         </w:r>
       </w:hyperlink>
     </w:p>
@@ -299,7 +299,7 @@
           <w:color w:val="777777"/>
           <w:sz w:val="17"/>
         </w:rPr>
-        <w:t>原名: What are the best swim changing robes? I’m a swim coach, these are the 10 robes I’d wear to keep warm and dry</w:t>
+        <w:t>原名: Tired of the Same Workout Routines? These Quick Swim, Bike, Run Drills Produce Actual Speed</w:t>
       </w:r>
     </w:p>
     <w:p>
@@ -330,7 +330,7 @@
           <w:color w:val="333333"/>
           <w:sz w:val="19"/>
         </w:rPr>
-        <w:t>1. 在戶外游泳並需要一件優質的換尿布來保持溫暖和乾燥；</w:t>
+        <w:t>1. 透過這些經專家批准的訓練來改變您的季度訓練，挑戰您的身體並刷新您的思維；</w:t>
       </w:r>
     </w:p>
     <w:p>
@@ -346,7 +346,113 @@
           <w:color w:val="333333"/>
           <w:sz w:val="19"/>
         </w:rPr>
-        <w:t>2. 戶外游泳教練海倫·韋伯斯特測試了市場上最好的一些；</w:t>
+        <w:t>2. 閱讀全文：厭了相同的運動項目；</w:t>
+      </w:r>
+    </w:p>
+    <w:p>
+      <w:pPr>
+        <w:pStyle w:val="ListBullet"/>
+        <w:spacing w:after="40"/>
+        <w:ind w:left="576"/>
+      </w:pPr>
+      <w:r>
+        <w:rPr>
+          <w:rFonts w:ascii="Calibri" w:hAnsi="Calibri" w:eastAsia="Microsoft JhengHei"/>
+          <w:b w:val="0"/>
+          <w:color w:val="333333"/>
+          <w:sz w:val="19"/>
+        </w:rPr>
+        <w:t>3. 這些快速游泳、騎自行車…。</w:t>
+      </w:r>
+    </w:p>
+    <w:p>
+      <w:pPr>
+        <w:keepNext/>
+        <w:spacing w:before="160" w:after="40"/>
+      </w:pPr>
+      <w:r>
+        <w:rPr>
+          <w:rFonts w:ascii="Calibri" w:hAnsi="Calibri" w:eastAsia="Microsoft JhengHei"/>
+          <w:b/>
+          <w:color w:val="595959"/>
+          <w:sz w:val="19"/>
+        </w:rPr>
+        <w:t xml:space="preserve">【220 Triathlon | 2026-08-13】 </w:t>
+      </w:r>
+      <w:hyperlink w:rId="rId14">
+        <w:r>
+          <w:rPr>
+            <w:color w:val="1F4D78"/>
+            <w:u w:val="single"/>
+            <w:b/>
+            <w:rFonts w:ascii="Calibri" w:hAnsi="Calibri" w:eastAsia="Microsoft JhengHei"/>
+            <w:sz w:val="22"/>
+          </w:rPr>
+          <w:t>如何挑選合適的鐵人三項潛水衣？我們比較 Orca Athlex Flex V2 和 Blueseventy Fusion 以找出答案</w:t>
+        </w:r>
+      </w:hyperlink>
+    </w:p>
+    <w:p>
+      <w:pPr>
+        <w:spacing w:after="40"/>
+        <w:ind w:left="360"/>
+      </w:pPr>
+      <w:r>
+        <w:rPr>
+          <w:rFonts w:ascii="Calibri" w:hAnsi="Calibri" w:eastAsia="Microsoft JhengHei"/>
+          <w:b w:val="0"/>
+          <w:i/>
+          <w:color w:val="777777"/>
+          <w:sz w:val="17"/>
+        </w:rPr>
+        <w:t>原名: How do you pick the right triathlon wetsuit? We compare the Orca Athlex Flex V2 and Blueseventy Fusion to find out</w:t>
+      </w:r>
+    </w:p>
+    <w:p>
+      <w:pPr>
+        <w:spacing w:after="40"/>
+        <w:ind w:left="360"/>
+      </w:pPr>
+      <w:r>
+        <w:rPr>
+          <w:rFonts w:ascii="Calibri" w:hAnsi="Calibri" w:eastAsia="Microsoft JhengHei"/>
+          <w:b/>
+          <w:color w:val="1F4D78"/>
+          <w:sz w:val="19"/>
+        </w:rPr>
+        <w:t>💡 【繁體中文 3 大重點摘要】：</w:t>
+      </w:r>
+    </w:p>
+    <w:p>
+      <w:pPr>
+        <w:pStyle w:val="ListBullet"/>
+        <w:spacing w:after="40"/>
+        <w:ind w:left="576"/>
+      </w:pPr>
+      <w:r>
+        <w:rPr>
+          <w:rFonts w:ascii="Calibri" w:hAnsi="Calibri" w:eastAsia="Microsoft JhengHei"/>
+          <w:b w:val="0"/>
+          <w:color w:val="333333"/>
+          <w:sz w:val="19"/>
+        </w:rPr>
+        <w:t>1. 我們將望遠鏡中檔潛水衣進行了比較，看看訓練您應該為鐵人三項和比賽投資哪一款；</w:t>
+      </w:r>
+    </w:p>
+    <w:p>
+      <w:pPr>
+        <w:pStyle w:val="ListBullet"/>
+        <w:spacing w:after="40"/>
+        <w:ind w:left="576"/>
+      </w:pPr>
+      <w:r>
+        <w:rPr>
+          <w:rFonts w:ascii="Calibri" w:hAnsi="Calibri" w:eastAsia="Microsoft JhengHei"/>
+          <w:b w:val="0"/>
+          <w:color w:val="333333"/>
+          <w:sz w:val="19"/>
+        </w:rPr>
+        <w:t>2. 分析來自 220 Triathlon 針對 游泳 (Swimming) 項目的關鍵訓練與器材建議。；</w:t>
       </w:r>
     </w:p>
     <w:p>
@@ -377,9 +483,9 @@
           <w:color w:val="595959"/>
           <w:sz w:val="19"/>
         </w:rPr>
-        <w:t xml:space="preserve">【Triathlete Magazine | 2026-08-06】 </w:t>
+        <w:t xml:space="preserve">【220 Triathlon | 2026-08-13】 </w:t>
       </w:r>
-      <w:hyperlink w:rId="rId14">
+      <w:hyperlink w:rId="rId15">
         <w:r>
           <w:rPr>
             <w:color w:val="1F4D78"/>
@@ -388,7 +494,7 @@
             <w:rFonts w:ascii="Calibri" w:hAnsi="Calibri" w:eastAsia="Microsoft JhengHei"/>
             <w:sz w:val="22"/>
           </w:rPr>
-          <w:t>我的比賽被取消了。我可以自己做嗎？</w:t>
+          <w:t>「音樂是我完成工作的重要組成部分。」露西·查爾斯·巴克萊透露防水耳機是她的秘密訓練武器</w:t>
         </w:r>
       </w:hyperlink>
     </w:p>
@@ -405,7 +511,7 @@
           <w:color w:val="777777"/>
           <w:sz w:val="17"/>
         </w:rPr>
-        <w:t>原名: My Race Was Canceled. Can I Do It On My Own Anyway?</w:t>
+        <w:t>原名: “Music is a big part of how I get through the work.” Lucy Charles-Barclay reveals how waterproof headphones are her secret training weapon</w:t>
       </w:r>
     </w:p>
     <w:p>
@@ -436,7 +542,7 @@
           <w:color w:val="333333"/>
           <w:sz w:val="19"/>
         </w:rPr>
-        <w:t>1. 當您的目標配對被取消時，您無需收拾行李；</w:t>
+        <w:t>1. 美人魚露西查爾斯-巴克利游泳訓練技巧而聞名，但她分享了聆聽音樂如何真正幫助她完成；</w:t>
       </w:r>
     </w:p>
     <w:p>
@@ -452,7 +558,7 @@
           <w:color w:val="333333"/>
           <w:sz w:val="19"/>
         </w:rPr>
-        <w:t>2. 以下是如何調整、適應或創造自己的挑戰；</w:t>
+        <w:t>2. 鐵人三項冠軍正在與H20 Audio合作；</w:t>
       </w:r>
     </w:p>
     <w:p>
@@ -468,7 +574,7 @@
           <w:color w:val="333333"/>
           <w:sz w:val="19"/>
         </w:rPr>
-        <w:t>3. 請閱讀“我的比賽被取消”的完整文章。</w:t>
+        <w:t>3. 提供鐵人三項選手在實務備賽、運動防傷與體能恢復上的具體應用指導。。</w:t>
       </w:r>
     </w:p>
     <w:p>
@@ -483,9 +589,9 @@
           <w:color w:val="595959"/>
           <w:sz w:val="19"/>
         </w:rPr>
-        <w:t xml:space="preserve">【220 Triathlon | 2026-08-06】 </w:t>
+        <w:t xml:space="preserve">【220 Triathlon | 2026-08-12】 </w:t>
       </w:r>
-      <w:hyperlink w:rId="rId15">
+      <w:hyperlink w:rId="rId16">
         <w:r>
           <w:rPr>
             <w:color w:val="1F4D78"/>
@@ -494,7 +600,7 @@
             <w:rFonts w:ascii="Calibri" w:hAnsi="Calibri" w:eastAsia="Microsoft JhengHei"/>
             <w:sz w:val="22"/>
           </w:rPr>
-          <w:t>我是開放水域游泳教練 – 我測試了 12 件女士泳衣以找到最好的</w:t>
+          <w:t>適合游泳的手錶有哪些？我們測試泳池訓練和開放水域游泳的最佳選擇</w:t>
         </w:r>
       </w:hyperlink>
     </w:p>
@@ -511,7 +617,7 @@
           <w:color w:val="777777"/>
           <w:sz w:val="17"/>
         </w:rPr>
-        <w:t>原名: I’m an open-water swim coach – I tested 12 women’s swimsuits to find the best</w:t>
+        <w:t>原名: What are the best watches for swimming? We test the top options for pool training and open-water swims</w:t>
       </w:r>
     </w:p>
     <w:p>
@@ -542,7 +648,7 @@
           <w:color w:val="333333"/>
           <w:sz w:val="19"/>
         </w:rPr>
-        <w:t>1. 我是開放水域游泳教練和220鐵人三項編輯，我測試並評估了12款最好的女士泳衣，以幫助您選擇適合您的游泳衣；</w:t>
+        <w:t>1. 我們的專家測試人員對九款最好的游泳手錶進行了測試，以幫助您找到適合您的訓練和預算的部分；</w:t>
       </w:r>
     </w:p>
     <w:p>
@@ -580,6 +686,21 @@
     <w:p>
       <w:pPr>
         <w:keepNext/>
+        <w:spacing w:before="320" w:after="160"/>
+      </w:pPr>
+      <w:r>
+        <w:rPr>
+          <w:rFonts w:ascii="Calibri" w:hAnsi="Calibri" w:eastAsia="Microsoft JhengHei"/>
+          <w:b/>
+          <w:color w:val="1F4D78"/>
+          <w:sz w:val="30"/>
+        </w:rPr>
+        <w:t>騎車 (Cycling)</w:t>
+      </w:r>
+    </w:p>
+    <w:p>
+      <w:pPr>
+        <w:keepNext/>
         <w:spacing w:before="160" w:after="40"/>
       </w:pPr>
       <w:r>
@@ -589,9 +710,9 @@
           <w:color w:val="595959"/>
           <w:sz w:val="19"/>
         </w:rPr>
-        <w:t xml:space="preserve">【Triathlete Magazine | 2026-08-04】 </w:t>
+        <w:t xml:space="preserve">【TrainingPeaks Blog | 2026-08-15】 </w:t>
       </w:r>
-      <w:hyperlink w:rId="rId16">
+      <w:hyperlink w:rId="rId17">
         <w:r>
           <w:rPr>
             <w:color w:val="1F4D78"/>
@@ -600,7 +721,7 @@
             <w:rFonts w:ascii="Calibri" w:hAnsi="Calibri" w:eastAsia="Microsoft JhengHei"/>
             <w:sz w:val="22"/>
           </w:rPr>
-          <w:t>為什麼這位殘奧會獎牌得主只花了 47 天參加越野鐵人三項比賽</w:t>
+          <w:t>騎乘營養：提高表現的最簡單的轉變</w:t>
         </w:r>
       </w:hyperlink>
     </w:p>
@@ -617,7 +738,7 @@
           <w:color w:val="777777"/>
           <w:sz w:val="17"/>
         </w:rPr>
-        <w:t>原名: Why This Paralympic Medalist Just Spent 47 Days Doing a Cross-Country Triathlon</w:t>
+        <w:t>原名: Cycling Nutrition: The Simplest Shift that Improves Performance</w:t>
       </w:r>
     </w:p>
     <w:p>
@@ -648,7 +769,7 @@
           <w:color w:val="333333"/>
           <w:sz w:val="19"/>
         </w:rPr>
-        <w:t>1. 奧殘獎牌得主穆罕默德·拉赫納剛剛完成了跨越美國的 3,300 英里的游泳、騎自行車和跑步之旅，但他很久以前就已經完成了這一刻的道路；</w:t>
+        <w:t>1. 這不是配方補充劑；</w:t>
       </w:r>
     </w:p>
     <w:p>
@@ -664,7 +785,113 @@
           <w:color w:val="333333"/>
           <w:sz w:val="19"/>
         </w:rPr>
-        <w:t>2. 分析來自 Triathlete Magazine 針對 游泳 (Swimming) 項目的關鍵訓練與器材建議。；</w:t>
+        <w:t>2. 或騎自行車創作的碳水化合物；</w:t>
+      </w:r>
+    </w:p>
+    <w:p>
+      <w:pPr>
+        <w:pStyle w:val="ListBullet"/>
+        <w:spacing w:after="40"/>
+        <w:ind w:left="576"/>
+      </w:pPr>
+      <w:r>
+        <w:rPr>
+          <w:rFonts w:ascii="Calibri" w:hAnsi="Calibri" w:eastAsia="Microsoft JhengHei"/>
+          <w:b w:val="0"/>
+          <w:color w:val="333333"/>
+          <w:sz w:val="19"/>
+        </w:rPr>
+        <w:t>3. 這可能只是你星期二吃的東西。</w:t>
+      </w:r>
+    </w:p>
+    <w:p>
+      <w:pPr>
+        <w:keepNext/>
+        <w:spacing w:before="160" w:after="40"/>
+      </w:pPr>
+      <w:r>
+        <w:rPr>
+          <w:rFonts w:ascii="Calibri" w:hAnsi="Calibri" w:eastAsia="Microsoft JhengHei"/>
+          <w:b/>
+          <w:color w:val="595959"/>
+          <w:sz w:val="19"/>
+        </w:rPr>
+        <w:t xml:space="preserve">【220 Triathlon | 2026-08-15】 </w:t>
+      </w:r>
+      <w:hyperlink w:rId="rId18">
+        <w:r>
+          <w:rPr>
+            <w:color w:val="1F4D78"/>
+            <w:u w:val="single"/>
+            <w:b/>
+            <w:rFonts w:ascii="Calibri" w:hAnsi="Calibri" w:eastAsia="Microsoft JhengHei"/>
+            <w:sz w:val="22"/>
+          </w:rPr>
+          <w:t>最適合運動的電解質是？我們測試最適合運動員的補水粉和片劑</w:t>
+        </w:r>
+      </w:hyperlink>
+    </w:p>
+    <w:p>
+      <w:pPr>
+        <w:spacing w:after="40"/>
+        <w:ind w:left="360"/>
+      </w:pPr>
+      <w:r>
+        <w:rPr>
+          <w:rFonts w:ascii="Calibri" w:hAnsi="Calibri" w:eastAsia="Microsoft JhengHei"/>
+          <w:b w:val="0"/>
+          <w:i/>
+          <w:color w:val="777777"/>
+          <w:sz w:val="17"/>
+        </w:rPr>
+        <w:t>原名: What are the best electrolytes for sport? We test the best hydration powders and tablets for athletes</w:t>
+      </w:r>
+    </w:p>
+    <w:p>
+      <w:pPr>
+        <w:spacing w:after="40"/>
+        <w:ind w:left="360"/>
+      </w:pPr>
+      <w:r>
+        <w:rPr>
+          <w:rFonts w:ascii="Calibri" w:hAnsi="Calibri" w:eastAsia="Microsoft JhengHei"/>
+          <w:b/>
+          <w:color w:val="1F4D78"/>
+          <w:sz w:val="19"/>
+        </w:rPr>
+        <w:t>💡 【繁體中文 3 大重點摘要】：</w:t>
+      </w:r>
+    </w:p>
+    <w:p>
+      <w:pPr>
+        <w:pStyle w:val="ListBullet"/>
+        <w:spacing w:after="40"/>
+        <w:ind w:left="576"/>
+      </w:pPr>
+      <w:r>
+        <w:rPr>
+          <w:rFonts w:ascii="Calibri" w:hAnsi="Calibri" w:eastAsia="Microsoft JhengHei"/>
+          <w:b w:val="0"/>
+          <w:color w:val="333333"/>
+          <w:sz w:val="19"/>
+        </w:rPr>
+        <w:t>1. 運動時補充身體消耗量是鐵人三項運動員必須考慮的重要因素，但肥胖者該有多少消耗量，您如何知道要購買哪些呢？；</w:t>
+      </w:r>
+    </w:p>
+    <w:p>
+      <w:pPr>
+        <w:pStyle w:val="ListBullet"/>
+        <w:spacing w:after="40"/>
+        <w:ind w:left="576"/>
+      </w:pPr>
+      <w:r>
+        <w:rPr>
+          <w:rFonts w:ascii="Calibri" w:hAnsi="Calibri" w:eastAsia="Microsoft JhengHei"/>
+          <w:b w:val="0"/>
+          <w:color w:val="333333"/>
+          <w:sz w:val="19"/>
+        </w:rPr>
+        <w:t>2. 我們嘗試並測試了 10 種方法來幫助您；</w:t>
       </w:r>
     </w:p>
     <w:p>
@@ -695,9 +922,9 @@
           <w:color w:val="595959"/>
           <w:sz w:val="19"/>
         </w:rPr>
-        <w:t xml:space="preserve">【220 Triathlon | 2026-08-04】 </w:t>
+        <w:t xml:space="preserve">【220 Triathlon | 2026-08-14】 </w:t>
       </w:r>
-      <w:hyperlink w:rId="rId17">
+      <w:hyperlink w:rId="rId19">
         <w:r>
           <w:rPr>
             <w:color w:val="1F4D78"/>
@@ -706,7 +933,7 @@
             <w:rFonts w:ascii="Calibri" w:hAnsi="Calibri" w:eastAsia="Microsoft JhengHei"/>
             <w:sz w:val="22"/>
           </w:rPr>
-          <w:t>最好的跑步外套是什麼？我們的團隊分享最喜歡的防水、防風和保暖選項</w:t>
+          <w:t>免費 3 個月鐵人三項基礎訓練計畫：從頭開始打造您的鐵人三項體能</w:t>
         </w:r>
       </w:hyperlink>
     </w:p>
@@ -723,7 +950,7 @@
           <w:color w:val="777777"/>
           <w:sz w:val="17"/>
         </w:rPr>
-        <w:t>原名: What are the best running jackets? Our team shares favourite waterproof, windproof, and thermal options</w:t>
+        <w:t>原名: Free 3-month Ironman base training plan: Build your Ironman fitness from the ground up</w:t>
       </w:r>
     </w:p>
     <w:p>
@@ -754,7 +981,7 @@
           <w:color w:val="333333"/>
           <w:sz w:val="19"/>
         </w:rPr>
-        <w:t>1. 無論天氣如何，最好的跑步夾克都能幫助您增加里程；</w:t>
+        <w:t>1. 有征服鋼鐵人的計劃嗎；</w:t>
       </w:r>
     </w:p>
     <w:p>
@@ -770,7 +997,113 @@
           <w:color w:val="333333"/>
           <w:sz w:val="19"/>
         </w:rPr>
-        <w:t>2. 這是我們的專家測試團隊選出的 9 個首選；</w:t>
+        <w:t>2. 德莫特·海耶斯說，那就不要忽視你的基礎；</w:t>
+      </w:r>
+    </w:p>
+    <w:p>
+      <w:pPr>
+        <w:pStyle w:val="ListBullet"/>
+        <w:spacing w:after="40"/>
+        <w:ind w:left="576"/>
+      </w:pPr>
+      <w:r>
+        <w:rPr>
+          <w:rFonts w:ascii="Calibri" w:hAnsi="Calibri" w:eastAsia="Microsoft JhengHei"/>
+          <w:b w:val="0"/>
+          <w:color w:val="333333"/>
+          <w:sz w:val="19"/>
+        </w:rPr>
+        <w:t>3. 這是為期3個月的鐵人三項基礎訓練計劃，可幫助您為起跑線做好準備。</w:t>
+      </w:r>
+    </w:p>
+    <w:p>
+      <w:pPr>
+        <w:keepNext/>
+        <w:spacing w:before="160" w:after="40"/>
+      </w:pPr>
+      <w:r>
+        <w:rPr>
+          <w:rFonts w:ascii="Calibri" w:hAnsi="Calibri" w:eastAsia="Microsoft JhengHei"/>
+          <w:b/>
+          <w:color w:val="595959"/>
+          <w:sz w:val="19"/>
+        </w:rPr>
+        <w:t xml:space="preserve">【220 Triathlon | 2026-08-14】 </w:t>
+      </w:r>
+      <w:hyperlink w:rId="rId20">
+        <w:r>
+          <w:rPr>
+            <w:color w:val="1F4D78"/>
+            <w:u w:val="single"/>
+            <w:b/>
+            <w:rFonts w:ascii="Calibri" w:hAnsi="Calibri" w:eastAsia="Microsoft JhengHei"/>
+            <w:sz w:val="22"/>
+          </w:rPr>
+          <w:t>禁食訓練有哪些好處（和缺點）？教練分享你需要知道的一切</w:t>
+        </w:r>
+      </w:hyperlink>
+    </w:p>
+    <w:p>
+      <w:pPr>
+        <w:spacing w:after="40"/>
+        <w:ind w:left="360"/>
+      </w:pPr>
+      <w:r>
+        <w:rPr>
+          <w:rFonts w:ascii="Calibri" w:hAnsi="Calibri" w:eastAsia="Microsoft JhengHei"/>
+          <w:b w:val="0"/>
+          <w:i/>
+          <w:color w:val="777777"/>
+          <w:sz w:val="17"/>
+        </w:rPr>
+        <w:t>原名: What are the benefits (and disadvantages) of fasted training? Coach shares all you need to know</w:t>
+      </w:r>
+    </w:p>
+    <w:p>
+      <w:pPr>
+        <w:spacing w:after="40"/>
+        <w:ind w:left="360"/>
+      </w:pPr>
+      <w:r>
+        <w:rPr>
+          <w:rFonts w:ascii="Calibri" w:hAnsi="Calibri" w:eastAsia="Microsoft JhengHei"/>
+          <w:b/>
+          <w:color w:val="1F4D78"/>
+          <w:sz w:val="19"/>
+        </w:rPr>
+        <w:t>💡 【繁體中文 3 大重點摘要】：</w:t>
+      </w:r>
+    </w:p>
+    <w:p>
+      <w:pPr>
+        <w:pStyle w:val="ListBullet"/>
+        <w:spacing w:after="40"/>
+        <w:ind w:left="576"/>
+      </w:pPr>
+      <w:r>
+        <w:rPr>
+          <w:rFonts w:ascii="Calibri" w:hAnsi="Calibri" w:eastAsia="Microsoft JhengHei"/>
+          <w:b w:val="0"/>
+          <w:color w:val="333333"/>
+          <w:sz w:val="19"/>
+        </w:rPr>
+        <w:t>1. 教練喬爾·伊諾克（Joel Enoch）解釋了您需要了解的有關禁食鍛煉的所有信息，以及它們是否適合鐵人三項訓練和比賽；</w:t>
+      </w:r>
+    </w:p>
+    <w:p>
+      <w:pPr>
+        <w:pStyle w:val="ListBullet"/>
+        <w:spacing w:after="40"/>
+        <w:ind w:left="576"/>
+      </w:pPr>
+      <w:r>
+        <w:rPr>
+          <w:rFonts w:ascii="Calibri" w:hAnsi="Calibri" w:eastAsia="Microsoft JhengHei"/>
+          <w:b w:val="0"/>
+          <w:color w:val="333333"/>
+          <w:sz w:val="19"/>
+        </w:rPr>
+        <w:t>2. 分析來自 220 Triathlon 針對 騎車 (Cycling) 項目的關鍵訓練與器材建議。；</w:t>
       </w:r>
     </w:p>
     <w:p>
@@ -801,9 +1134,9 @@
           <w:color w:val="595959"/>
           <w:sz w:val="19"/>
         </w:rPr>
-        <w:t xml:space="preserve">【220 Triathlon | 2026-08-03】 </w:t>
+        <w:t xml:space="preserve">【220 Triathlon | 2026-08-13】 </w:t>
       </w:r>
-      <w:hyperlink w:rId="rId18">
+      <w:hyperlink w:rId="rId21">
         <w:r>
           <w:rPr>
             <w:color w:val="1F4D78"/>
@@ -812,7 +1145,7 @@
             <w:rFonts w:ascii="Calibri" w:hAnsi="Calibri" w:eastAsia="Microsoft JhengHei"/>
             <w:sz w:val="22"/>
           </w:rPr>
-          <w:t>「一切都變得更貴了。」鋼鐵人是否無意中創造了「一勞永逸」的鐵人三項運動員？</w:t>
+          <w:t>免費 6 週奧運鐵人三項訓練計畫：在有限的時間內增強您的多項運動健身能力</w:t>
         </w:r>
       </w:hyperlink>
     </w:p>
@@ -829,7 +1162,7 @@
           <w:color w:val="777777"/>
           <w:sz w:val="17"/>
         </w:rPr>
-        <w:t>原名: “Everything has gotten more expensive.” Did Ironman accidentally create the ‘one and done’ triathlete?</w:t>
+        <w:t>原名: Free 6-week Olympic triathlon training plan: Supercharge your multisport fitness on limited time</w:t>
       </w:r>
     </w:p>
     <w:p>
@@ -860,7 +1193,7 @@
           <w:color w:val="333333"/>
           <w:sz w:val="19"/>
         </w:rPr>
-        <w:t>1. 鐵人三項運動員一勞永逸的現象最近在該網站上引起了一些關注；</w:t>
+        <w:t>1. 經驗豐富的鐵人三項訓練德莫特·海耶斯為這次緊迫的運動員分享了他參加六週的奧運鐵人三項訓練計劃；</w:t>
       </w:r>
     </w:p>
     <w:p>
@@ -876,7 +1209,7 @@
           <w:color w:val="333333"/>
           <w:sz w:val="19"/>
         </w:rPr>
-        <w:t>2. 但這確實是一件事嗎？；</w:t>
+        <w:t>2. 分析來自 220 Triathlon 針對 騎車 (Cycling) 項目的關鍵訓練與器材建議。；</w:t>
       </w:r>
     </w:p>
     <w:p>
@@ -892,22 +1225,7 @@
           <w:color w:val="333333"/>
           <w:sz w:val="19"/>
         </w:rPr>
-        <w:t>3. 如何才能讓鐵人三項運動員更長久地參與這項運動…。</w:t>
-      </w:r>
-    </w:p>
-    <w:p>
-      <w:pPr>
-        <w:keepNext/>
-        <w:spacing w:before="320" w:after="160"/>
-      </w:pPr>
-      <w:r>
-        <w:rPr>
-          <w:rFonts w:ascii="Calibri" w:hAnsi="Calibri" w:eastAsia="Microsoft JhengHei"/>
-          <w:b/>
-          <w:color w:val="1F4D78"/>
-          <w:sz w:val="30"/>
-        </w:rPr>
-        <w:t>騎車 (Cycling)</w:t>
+        <w:t>3. 提供鐵人三項選手在實務備賽、運動防傷與體能恢復上的具體應用指導。。</w:t>
       </w:r>
     </w:p>
     <w:p>
@@ -922,9 +1240,9 @@
           <w:color w:val="595959"/>
           <w:sz w:val="19"/>
         </w:rPr>
-        <w:t xml:space="preserve">【Slowtwitch | 2026-08-07】 </w:t>
+        <w:t xml:space="preserve">【Triathlete Magazine | 2026-08-12】 </w:t>
       </w:r>
-      <w:hyperlink w:rId="rId19">
+      <w:hyperlink w:rId="rId22">
         <w:r>
           <w:rPr>
             <w:color w:val="1F4D78"/>
@@ -933,7 +1251,7 @@
             <w:rFonts w:ascii="Calibri" w:hAnsi="Calibri" w:eastAsia="Microsoft JhengHei"/>
             <w:sz w:val="22"/>
           </w:rPr>
-          <w:t>FastTT 的鐵人三項空氣動力桿專為速度、舒適性和穩定性而設計</w:t>
+          <w:t>Hyrox 對鐵人三項運動員的抗衰老魔力</w:t>
         </w:r>
       </w:hyperlink>
     </w:p>
@@ -950,7 +1268,7 @@
           <w:color w:val="777777"/>
           <w:sz w:val="17"/>
         </w:rPr>
-        <w:t>原名: FastTT’s Triathlon Aero Bar is Designed for Speed, Comfort, and Stability</w:t>
+        <w:t>原名: The Anti-Aging Magic of Hyrox for Triathletes</w:t>
       </w:r>
     </w:p>
     <w:p>
@@ -981,7 +1299,7 @@
           <w:color w:val="333333"/>
           <w:sz w:val="19"/>
         </w:rPr>
-        <w:t>1. 我不是自行車整合工，也不是風洞專家；</w:t>
+        <w:t>1. 鐵人三項運動員發現、增強（而不僅僅是有氧引擎）是保持更強健、跑得更遠的秘訣；</w:t>
       </w:r>
     </w:p>
     <w:p>
@@ -997,7 +1315,7 @@
           <w:color w:val="333333"/>
           <w:sz w:val="19"/>
         </w:rPr>
-        <w:t>2. 我只是一名普通鐵人三項運動員，正在尋找我現有隊長的升級，組成成為一名普通鐵人三項運動員；</w:t>
+        <w:t>2. 閱讀 Hyrox 為鐵人三項運動員提供抗氧化劑的完整文章；</w:t>
       </w:r>
     </w:p>
     <w:p>
@@ -1013,7 +1331,7 @@
           <w:color w:val="333333"/>
           <w:sz w:val="19"/>
         </w:rPr>
-        <w:t>3. Post FastTT 的 Triathlon Aero Bar 的設計。</w:t>
+        <w:t>3. 提供鐵人三項選手在實務備賽、運動防傷與體能恢復上的具體應用指導。。</w:t>
       </w:r>
     </w:p>
     <w:p>
@@ -1028,9 +1346,9 @@
           <w:color w:val="595959"/>
           <w:sz w:val="19"/>
         </w:rPr>
-        <w:t xml:space="preserve">【TrainingPeaks Blog | 2026-08-07】 </w:t>
+        <w:t xml:space="preserve">【Triathlete Magazine | 2026-08-12】 </w:t>
       </w:r>
-      <w:hyperlink w:rId="rId20">
+      <w:hyperlink w:rId="rId23">
         <w:r>
           <w:rPr>
             <w:color w:val="1F4D78"/>
@@ -1039,7 +1357,7 @@
             <w:rFonts w:ascii="Calibri" w:hAnsi="Calibri" w:eastAsia="Microsoft JhengHei"/>
             <w:sz w:val="22"/>
           </w:rPr>
-          <w:t>通往偉大的四條路：世巡賽球隊的教練理念</w:t>
+          <w:t>我很高，她很小——這款 575 美元的 AI 設計鐵三角套件真的適合每個人嗎？</w:t>
         </w:r>
       </w:hyperlink>
     </w:p>
@@ -1056,7 +1374,7 @@
           <w:color w:val="777777"/>
           <w:sz w:val="17"/>
         </w:rPr>
-        <w:t>原名: Four Paths to Greatness: Inside the Coaching Philosophies of WorldTour Teams</w:t>
+        <w:t>原名: I’m Tall, She’s Small – Can This $575 AI-Designed Tri Kit Really Fit Everyone?</w:t>
       </w:r>
     </w:p>
     <w:p>
@@ -1087,7 +1405,7 @@
           <w:color w:val="333333"/>
           <w:sz w:val="19"/>
         </w:rPr>
-        <w:t>1. 每個團隊都在追求偉大，但並不代表他們都走同樣的路；</w:t>
+        <w:t>1. 為了完美的貼合，575美元的價格真的值得投資嗎？；</w:t>
       </w:r>
     </w:p>
     <w:p>
@@ -1103,7 +1421,7 @@
           <w:color w:val="333333"/>
           <w:sz w:val="19"/>
         </w:rPr>
-        <w:t>2. 四位世巡賽教練分享了他們為世界上最大的自行車比賽做準備的理念之一；</w:t>
+        <w:t>2. 我們對雷格納的人工智能三人套裝進行了最終的測試，它是否能夠結束擦傷的噩夢，並提供一套日間匹配套裝…；</w:t>
       </w:r>
     </w:p>
     <w:p>
@@ -1134,9 +1452,9 @@
           <w:color w:val="595959"/>
           <w:sz w:val="19"/>
         </w:rPr>
-        <w:t xml:space="preserve">【Triathlete Magazine | 2026-08-06】 </w:t>
+        <w:t xml:space="preserve">【220 Triathlon | 2026-08-12】 </w:t>
       </w:r>
-      <w:hyperlink w:rId="rId21">
+      <w:hyperlink w:rId="rId24">
         <w:r>
           <w:rPr>
             <w:color w:val="1F4D78"/>
@@ -1145,7 +1463,7 @@
             <w:rFonts w:ascii="Calibri" w:hAnsi="Calibri" w:eastAsia="Microsoft JhengHei"/>
             <w:sz w:val="22"/>
           </w:rPr>
-          <w:t>職業鐵人三項運動員分享他們在炎熱天氣下比賽的秘密</w:t>
+          <w:t>胸部越大，騎腳踏車的速度就越快嗎？環法自行車賽女性襯墊胸罩爭議背後的科學依據</w:t>
         </w:r>
       </w:hyperlink>
     </w:p>
@@ -1162,7 +1480,7 @@
           <w:color w:val="777777"/>
           <w:sz w:val="17"/>
         </w:rPr>
-        <w:t>原名: Pro Triathletes Share Their Secrets to Racing in the Heat</w:t>
+        <w:t>原名: Do bigger breasts make you a faster cyclist? The science behind the Tour de France Femmes padded-bra controversy</w:t>
       </w:r>
     </w:p>
     <w:p>
@@ -1193,7 +1511,7 @@
           <w:color w:val="333333"/>
           <w:sz w:val="19"/>
         </w:rPr>
-        <w:t>1. 即使是最健康的鐵人三項運動員在炎熱的天氣下比賽；</w:t>
+        <w:t>1. 改變形狀可以讓你騎自行車更快嗎？；</w:t>
       </w:r>
     </w:p>
     <w:p>
@@ -1209,7 +1527,7 @@
           <w:color w:val="333333"/>
           <w:sz w:val="19"/>
         </w:rPr>
-        <w:t>2. 我們邀請職業選手分享他們的適應、補充方式和節奏的秘訣，以確保比賽日成功；</w:t>
+        <w:t>2. 220鐵人三項調查環法自行車賽女性胸罩爭議背後的科學依據；</w:t>
       </w:r>
     </w:p>
     <w:p>
@@ -1225,7 +1543,7 @@
           <w:color w:val="333333"/>
           <w:sz w:val="19"/>
         </w:rPr>
-        <w:t>3. 閱讀全文，請造訪。</w:t>
+        <w:t>3. 提供鐵人三項選手在實務備賽、運動防傷與體能恢復上的具體應用指導。。</w:t>
       </w:r>
     </w:p>
     <w:p>
@@ -1240,9 +1558,9 @@
           <w:color w:val="595959"/>
           <w:sz w:val="19"/>
         </w:rPr>
-        <w:t xml:space="preserve">【220 Triathlon | 2026-08-06】 </w:t>
+        <w:t xml:space="preserve">【220 Triathlon | 2026-08-12】 </w:t>
       </w:r>
-      <w:hyperlink w:rId="rId22">
+      <w:hyperlink w:rId="rId25">
         <w:r>
           <w:rPr>
             <w:color w:val="1F4D78"/>
@@ -1251,7 +1569,7 @@
             <w:rFonts w:ascii="Calibri" w:hAnsi="Calibri" w:eastAsia="Microsoft JhengHei"/>
             <w:sz w:val="22"/>
           </w:rPr>
-          <w:t>2026 年最好的三連身衣是什麼？我們已經為您的下一場鐵人三項測試了市場上的頂級賽車選項</w:t>
+          <w:t>2026 年最佳跑步追蹤與健康指標 Garmin 手錶</w:t>
         </w:r>
       </w:hyperlink>
     </w:p>
@@ -1268,7 +1586,7 @@
           <w:color w:val="777777"/>
           <w:sz w:val="17"/>
         </w:rPr>
-        <w:t>原名: What are the best tri-suits in 2026? We’ve tested the top racing options on the market for your next triathlon</w:t>
+        <w:t>原名: Best Garmin watches for run tracking and health metrics in 2026</w:t>
       </w:r>
     </w:p>
     <w:p>
@@ -1299,7 +1617,7 @@
           <w:color w:val="333333"/>
           <w:sz w:val="19"/>
         </w:rPr>
-        <w:t>1. 需要一套新的鐵人三項服嗎；</w:t>
+        <w:t>1. 正在尋找 Garmin 手錶來追蹤您的跑步並改善您的訓練；</w:t>
       </w:r>
     </w:p>
     <w:p>
@@ -1315,7 +1633,7 @@
           <w:color w:val="333333"/>
           <w:sz w:val="19"/>
         </w:rPr>
-        <w:t>2. 以下是市面上11款最佳男女三防服的綜合指南，全部由我們的專家獨立審核；</w:t>
+        <w:t>2. 我們測試了該系列，為您帶來我們最喜歡的模型，從簡單的跑步手錶到功能豐富的插圖運動選擇；</w:t>
       </w:r>
     </w:p>
     <w:p>
@@ -1346,9 +1664,9 @@
           <w:color w:val="595959"/>
           <w:sz w:val="19"/>
         </w:rPr>
-        <w:t xml:space="preserve">【220 Triathlon | 2026-08-06】 </w:t>
+        <w:t xml:space="preserve">【Triathlete Magazine | 2026-08-11】 </w:t>
       </w:r>
-      <w:hyperlink w:rId="rId23">
+      <w:hyperlink w:rId="rId26">
         <w:r>
           <w:rPr>
             <w:color w:val="1F4D78"/>
@@ -1357,7 +1675,7 @@
             <w:rFonts w:ascii="Calibri" w:hAnsi="Calibri" w:eastAsia="Microsoft JhengHei"/>
             <w:sz w:val="22"/>
           </w:rPr>
-          <w:t>什麼是最適合跑步的太陽眼鏡？以下是我們最喜歡的 10 款清晰視力和保護眼睛的產品</w:t>
+          <w:t>高科技按摩還是價格過高的噪音？我們對 500 美元 Therabot 機器人按摩器的評論</w:t>
         </w:r>
       </w:hyperlink>
     </w:p>
@@ -1374,7 +1692,7 @@
           <w:color w:val="777777"/>
           <w:sz w:val="17"/>
         </w:rPr>
-        <w:t>原名: What are the best sunglasses for running? Here are our favourite 10 for clear vision and eye protection</w:t>
+        <w:t>原名: High-Tech Massage or Overpriced Noise? Our Review of the $500 Therabot Robot Massager</w:t>
       </w:r>
     </w:p>
     <w:p>
@@ -1405,7 +1723,7 @@
           <w:color w:val="333333"/>
           <w:sz w:val="19"/>
         </w:rPr>
-        <w:t>1. 一副好的跑步太陽眼鏡可以讓在明亮和陽光明媚的情況下跑步變得更加愉快，而且還可以節省能量；</w:t>
+        <w:t>1. Therabot承諾輕鬆、免持恢復，但它能實現嗎？；</w:t>
       </w:r>
     </w:p>
     <w:p>
@@ -1421,7 +1739,113 @@
           <w:color w:val="333333"/>
           <w:sz w:val="19"/>
         </w:rPr>
-        <w:t>2. 以下是我們最喜歡的 10 雙經過跑步者測試的鞋款，以及為什麼我們喜歡它...；</w:t>
+        <w:t>2. 我們測試了這款價值 500 美元的機器人按摩器，看看它的性能是否符合科幻小說的宣傳；</w:t>
+      </w:r>
+    </w:p>
+    <w:p>
+      <w:pPr>
+        <w:pStyle w:val="ListBullet"/>
+        <w:spacing w:after="40"/>
+        <w:ind w:left="576"/>
+      </w:pPr>
+      <w:r>
+        <w:rPr>
+          <w:rFonts w:ascii="Calibri" w:hAnsi="Calibri" w:eastAsia="Microsoft JhengHei"/>
+          <w:b w:val="0"/>
+          <w:color w:val="333333"/>
+          <w:sz w:val="19"/>
+        </w:rPr>
+        <w:t>3. 閱讀高科技大眾上全文。</w:t>
+      </w:r>
+    </w:p>
+    <w:p>
+      <w:pPr>
+        <w:keepNext/>
+        <w:spacing w:before="160" w:after="40"/>
+      </w:pPr>
+      <w:r>
+        <w:rPr>
+          <w:rFonts w:ascii="Calibri" w:hAnsi="Calibri" w:eastAsia="Microsoft JhengHei"/>
+          <w:b/>
+          <w:color w:val="595959"/>
+          <w:sz w:val="19"/>
+        </w:rPr>
+        <w:t xml:space="preserve">【Triathlete Magazine | 2026-08-10】 </w:t>
+      </w:r>
+      <w:hyperlink w:rId="rId27">
+        <w:r>
+          <w:rPr>
+            <w:color w:val="1F4D78"/>
+            <w:u w:val="single"/>
+            <w:b/>
+            <w:rFonts w:ascii="Calibri" w:hAnsi="Calibri" w:eastAsia="Microsoft JhengHei"/>
+            <w:sz w:val="22"/>
+          </w:rPr>
+          <w:t>帕特里克·蘭格 (Patrick Lange) 談 40 歲生日、退休以及回歸鐵人三項運動的根源</w:t>
+        </w:r>
+      </w:hyperlink>
+    </w:p>
+    <w:p>
+      <w:pPr>
+        <w:spacing w:after="40"/>
+        <w:ind w:left="360"/>
+      </w:pPr>
+      <w:r>
+        <w:rPr>
+          <w:rFonts w:ascii="Calibri" w:hAnsi="Calibri" w:eastAsia="Microsoft JhengHei"/>
+          <w:b w:val="0"/>
+          <w:i/>
+          <w:color w:val="777777"/>
+          <w:sz w:val="17"/>
+        </w:rPr>
+        <w:t>原名: Patrick Lange on Turning 40, Retirement, and Returning to His Triathlon Roots</w:t>
+      </w:r>
+    </w:p>
+    <w:p>
+      <w:pPr>
+        <w:spacing w:after="40"/>
+        <w:ind w:left="360"/>
+      </w:pPr>
+      <w:r>
+        <w:rPr>
+          <w:rFonts w:ascii="Calibri" w:hAnsi="Calibri" w:eastAsia="Microsoft JhengHei"/>
+          <w:b/>
+          <w:color w:val="1F4D78"/>
+          <w:sz w:val="19"/>
+        </w:rPr>
+        <w:t>💡 【繁體中文 3 大重點摘要】：</w:t>
+      </w:r>
+    </w:p>
+    <w:p>
+      <w:pPr>
+        <w:pStyle w:val="ListBullet"/>
+        <w:spacing w:after="40"/>
+        <w:ind w:left="576"/>
+      </w:pPr>
+      <w:r>
+        <w:rPr>
+          <w:rFonts w:ascii="Calibri" w:hAnsi="Calibri" w:eastAsia="Microsoft JhengHei"/>
+          <w:b w:val="0"/>
+          <w:color w:val="333333"/>
+          <w:sz w:val="19"/>
+        </w:rPr>
+        <w:t>1. 從他第一次騎著大型自行車參加比賽，到在大島獲得三個冠軍，帕特里克·蘭格討論了他在鐵人三項賽首秀現場宣告了人生的“完整”時刻，以及；</w:t>
+      </w:r>
+    </w:p>
+    <w:p>
+      <w:pPr>
+        <w:pStyle w:val="ListBullet"/>
+        <w:spacing w:after="40"/>
+        <w:ind w:left="576"/>
+      </w:pPr>
+      <w:r>
+        <w:rPr>
+          <w:rFonts w:ascii="Calibri" w:hAnsi="Calibri" w:eastAsia="Microsoft JhengHei"/>
+          <w:b w:val="0"/>
+          <w:color w:val="333333"/>
+          <w:sz w:val="19"/>
+        </w:rPr>
+        <w:t>2. 分析來自 Triathlete Magazine 針對 騎車 (Cycling) 項目的關鍵訓練與器材建議。；</w:t>
       </w:r>
     </w:p>
     <w:p>
@@ -1452,9 +1876,9 @@
           <w:color w:val="595959"/>
           <w:sz w:val="19"/>
         </w:rPr>
-        <w:t xml:space="preserve">【Slowtwitch | 2026-08-06】 </w:t>
+        <w:t xml:space="preserve">【220 Triathlon | 2026-08-10】 </w:t>
       </w:r>
-      <w:hyperlink w:rId="rId24">
+      <w:hyperlink w:rId="rId28">
         <w:r>
           <w:rPr>
             <w:color w:val="1F4D78"/>
@@ -1463,7 +1887,7 @@
             <w:rFonts w:ascii="Calibri" w:hAnsi="Calibri" w:eastAsia="Microsoft JhengHei"/>
             <w:sz w:val="22"/>
           </w:rPr>
-          <w:t>新騎乘者最常犯的錯誤</w:t>
+          <w:t>2026 年最好的跑步短褲是什麼？我們的跑者團隊測試了 10 款最受歡迎的跑步產品</w:t>
         </w:r>
       </w:hyperlink>
     </w:p>
@@ -1480,7 +1904,7 @@
           <w:color w:val="777777"/>
           <w:sz w:val="17"/>
         </w:rPr>
-        <w:t>原名: The Most Common Mistakes New Cyclists Make</w:t>
+        <w:t>原名: What are the best running shorts in 2026? Our team of runners put 10 favourites to the test</w:t>
       </w:r>
     </w:p>
     <w:p>
@@ -1511,7 +1935,7 @@
           <w:color w:val="333333"/>
           <w:sz w:val="19"/>
         </w:rPr>
-        <w:t>1. 為跑步新手提供一些技巧可以避免很多悲傷…和金錢；</w:t>
+        <w:t>1. 一條好的跑步長度應該是舒適、導電的，並且能夠為任何距離的跑步提供支撐；</w:t>
       </w:r>
     </w:p>
     <w:p>
@@ -1527,7 +1951,7 @@
           <w:color w:val="333333"/>
           <w:sz w:val="19"/>
         </w:rPr>
-        <w:t>2. 《新手騎乘者最常犯的錯誤》一文首次出現在 Slowtwitch News 上；</w:t>
+        <w:t>2. 我們的跑步團隊測試了可行的最佳選擇；</w:t>
       </w:r>
     </w:p>
     <w:p>
@@ -1549,6 +1973,21 @@
     <w:p>
       <w:pPr>
         <w:keepNext/>
+        <w:spacing w:before="320" w:after="160"/>
+      </w:pPr>
+      <w:r>
+        <w:rPr>
+          <w:rFonts w:ascii="Calibri" w:hAnsi="Calibri" w:eastAsia="Microsoft JhengHei"/>
+          <w:b/>
+          <w:color w:val="1F4D78"/>
+          <w:sz w:val="30"/>
+        </w:rPr>
+        <w:t>跑步 (Running)</w:t>
+      </w:r>
+    </w:p>
+    <w:p>
+      <w:pPr>
+        <w:keepNext/>
         <w:spacing w:before="160" w:after="40"/>
       </w:pPr>
       <w:r>
@@ -1558,9 +1997,9 @@
           <w:color w:val="595959"/>
           <w:sz w:val="19"/>
         </w:rPr>
-        <w:t xml:space="preserve">【Slowtwitch | 2026-08-05】 </w:t>
+        <w:t xml:space="preserve">【220 Triathlon | 2026-08-16】 </w:t>
       </w:r>
-      <w:hyperlink w:rId="rId25">
+      <w:hyperlink w:rId="rId29">
         <w:r>
           <w:rPr>
             <w:color w:val="1F4D78"/>
@@ -1569,7 +2008,7 @@
             <w:rFonts w:ascii="Calibri" w:hAnsi="Calibri" w:eastAsia="Microsoft JhengHei"/>
             <w:sz w:val="22"/>
           </w:rPr>
-          <w:t>那個馬鞍不是向後的嗎？ Hans Aaseth 如何在 Norseman 贏得他的黑色襯衫</w:t>
+          <w:t>「我飛出去了。我真的感覺很好！」Julie Derron 追趕 Kate Waugh 在溫哥華奪得 T100 職業賽季首場勝利</w:t>
         </w:r>
       </w:hyperlink>
     </w:p>
@@ -1586,7 +2025,7 @@
           <w:color w:val="777777"/>
           <w:sz w:val="17"/>
         </w:rPr>
-        <w:t>原名: Isn’t That Saddle Backwards? How Hans Aaseth Earned His Black Shirt at Norseman</w:t>
+        <w:t>原名: “I was flying out there. I really felt good!” Julie Derron chases down Kate Waugh to take first T100 pro season win in Vancouver</w:t>
       </w:r>
     </w:p>
     <w:p>
@@ -1617,7 +2056,7 @@
           <w:color w:val="333333"/>
           <w:sz w:val="19"/>
         </w:rPr>
-        <w:t>1. 真正獨特的自行車設置，25 公分底座、後向 ISM 座椅等等；</w:t>
+        <w:t>1. 瑞士名將朱莉婭·德隆（Julia Derron）（瑞士）追趕回歸的英國T100世界冠軍凱特·沃（Kate Waugh）（英國），在溫哥華取得了本賽季首個T100勝利；</w:t>
       </w:r>
     </w:p>
     <w:p>
@@ -1633,7 +2072,7 @@
           <w:color w:val="333333"/>
           <w:sz w:val="19"/>
         </w:rPr>
-        <w:t>2. 這篇文章不是馬鞍堅固嗎；</w:t>
+        <w:t>2. 喬治亞‧泰勒-布朗 (Georgia Taylor-Brown)；</w:t>
       </w:r>
     </w:p>
     <w:p>
@@ -1649,7 +2088,22 @@
           <w:color w:val="333333"/>
           <w:sz w:val="19"/>
         </w:rPr>
-        <w:t>3. Hans Aaseth 如何在 Norseman 首次亮相時獲得黑色襯衫。</w:t>
+        <w:t>3. 提供鐵人三項選手在實務備賽、運動防傷與體能恢復上的具體應用指導。。</w:t>
+      </w:r>
+    </w:p>
+    <w:p>
+      <w:pPr>
+        <w:keepNext/>
+        <w:spacing w:before="320" w:after="160"/>
+      </w:pPr>
+      <w:r>
+        <w:rPr>
+          <w:rFonts w:ascii="Calibri" w:hAnsi="Calibri" w:eastAsia="Microsoft JhengHei"/>
+          <w:b/>
+          <w:color w:val="1F4D78"/>
+          <w:sz w:val="30"/>
+        </w:rPr>
+        <w:t>補給與恢復 (Fueling &amp; Recovery)</w:t>
       </w:r>
     </w:p>
     <w:p>
@@ -1664,9 +2118,9 @@
           <w:color w:val="595959"/>
           <w:sz w:val="19"/>
         </w:rPr>
-        <w:t xml:space="preserve">【220 Triathlon | 2026-08-05】 </w:t>
+        <w:t xml:space="preserve">【220 Triathlon | 2026-08-16】 </w:t>
       </w:r>
-      <w:hyperlink w:rId="rId26">
+      <w:hyperlink w:rId="rId30">
         <w:r>
           <w:rPr>
             <w:color w:val="1F4D78"/>
@@ -1675,7 +2129,7 @@
             <w:rFonts w:ascii="Calibri" w:hAnsi="Calibri" w:eastAsia="Microsoft JhengHei"/>
             <w:sz w:val="22"/>
           </w:rPr>
-          <w:t>鐵人三項新手？從我們為鐵人三項初學者提供的一系列免費訓練計劃中進行選擇</w:t>
+          <w:t>「今天天氣真好，風很大！」勞拉·菲利普 (Laura Philipp) 領先卡爾瑪 (Ironman Kalmar) 18 分鐘獲勝</w:t>
         </w:r>
       </w:hyperlink>
     </w:p>
@@ -1692,7 +2146,7 @@
           <w:color w:val="777777"/>
           <w:sz w:val="17"/>
         </w:rPr>
-        <w:t>原名: New to triathlon? Pick from our range of free training plans for beginner triathletes</w:t>
+        <w:t>原名: “It was pretty, pretty windy out there today!” Laura Philipp dominates Ironman Kalmar to win by 18 minutes</w:t>
       </w:r>
     </w:p>
     <w:p>
@@ -1723,7 +2177,7 @@
           <w:color w:val="333333"/>
           <w:sz w:val="19"/>
         </w:rPr>
-        <w:t>1. 從一系列適合初學者的鐵人三項訓練計畫中進行，為比賽做好準備並在淡季增強體能；</w:t>
+        <w:t>1. 德國選手勞拉·菲利普（Laura Philipp）在卡爾瑪鐵人三項賽上表演了頑強的毅力，在幾個月後的鐵人三項世界冠軍賽上表演了她的力量；</w:t>
       </w:r>
     </w:p>
     <w:p>
@@ -1739,7 +2193,7 @@
           <w:color w:val="333333"/>
           <w:sz w:val="19"/>
         </w:rPr>
-        <w:t>2. 分析來自 220 Triathlon 針對 騎車 (Cycling) 項目的關鍵訓練與器材建議。；</w:t>
+        <w:t>2. 卡爾瑪鋼鐵人提供了一個重要的時刻；</w:t>
       </w:r>
     </w:p>
     <w:p>
@@ -1770,9 +2224,9 @@
           <w:color w:val="595959"/>
           <w:sz w:val="19"/>
         </w:rPr>
-        <w:t xml:space="preserve">【Triathlete Magazine | 2026-08-04】 </w:t>
+        <w:t xml:space="preserve">【Slowtwitch | 2026-08-16】 </w:t>
       </w:r>
-      <w:hyperlink w:rId="rId27">
+      <w:hyperlink w:rId="rId31">
         <w:r>
           <w:rPr>
             <w:color w:val="1F4D78"/>
@@ -1781,7 +2235,7 @@
             <w:rFonts w:ascii="Calibri" w:hAnsi="Calibri" w:eastAsia="Microsoft JhengHei"/>
             <w:sz w:val="22"/>
           </w:rPr>
-          <w:t>Hoka Clifton Pro 評論：Hoka 剛剛殺死了 Clifton 嗎？</w:t>
+          <w:t>Julie Derron 贏得 2026 年溫哥華 T100 比賽 — 照片回顧比賽</w:t>
         </w:r>
       </w:hyperlink>
     </w:p>
@@ -1798,7 +2252,7 @@
           <w:color w:val="777777"/>
           <w:sz w:val="17"/>
         </w:rPr>
-        <w:t>原名: Hoka Clifton Pro Review: Did Hoka Just Kill the Clifton?</w:t>
+        <w:t>原名: Julie Derron Wins T100 Vancouver 2026 — Race Recap in Photos</w:t>
       </w:r>
     </w:p>
     <w:p>
@@ -1829,7 +2283,7 @@
           <w:color w:val="333333"/>
           <w:sz w:val="19"/>
         </w:rPr>
-        <w:t>1. Hoka 最受歡迎的運動鞋剛剛以 10 美元的價格進行了大幅中底升級，這可能會讓原始的鞋過時；</w:t>
+        <w:t>1. 照片中回顧了激動人心的一天比賽；</w:t>
       </w:r>
     </w:p>
     <w:p>
@@ -1845,7 +2299,7 @@
           <w:color w:val="333333"/>
           <w:sz w:val="19"/>
         </w:rPr>
-        <w:t>2. 閱讀霍卡克利夫頓專業評論的完整文章：霍卡剛剛殺死了克利夫托；</w:t>
+        <w:t>2. 朱莉·德隆（Julie Derron）贏得2026年溫哥華T100比賽——照片中的比賽回顧一文首次出現在Slowtwitch News上；</w:t>
       </w:r>
     </w:p>
     <w:p>
@@ -1876,9 +2330,9 @@
           <w:color w:val="595959"/>
           <w:sz w:val="19"/>
         </w:rPr>
-        <w:t xml:space="preserve">【Slowtwitch | 2026-08-04】 </w:t>
+        <w:t xml:space="preserve">【Triathlete Magazine | 2026-08-16】 </w:t>
       </w:r>
-      <w:hyperlink w:rId="rId28">
+      <w:hyperlink w:rId="rId32">
         <w:r>
           <w:rPr>
             <w:color w:val="1F4D78"/>
@@ -1887,7 +2341,7 @@
             <w:rFonts w:ascii="Calibri" w:hAnsi="Calibri" w:eastAsia="Microsoft JhengHei"/>
             <w:sz w:val="22"/>
           </w:rPr>
-          <w:t>Batch GB.1 是一款售價 999 美元的礫石自行車，專為騎行而打造</w:t>
+          <w:t>閃電般的鐵人三項卡爾瑪為勞拉·菲利普和喬納斯·朔姆堡贏得勝利預覽出色的科納形式</w:t>
         </w:r>
       </w:hyperlink>
     </w:p>
@@ -1904,7 +2358,7 @@
           <w:color w:val="777777"/>
           <w:sz w:val="17"/>
         </w:rPr>
-        <w:t>原名: The Batch GB.1 is a $999 Gravel Bike Built to Get You Riding</w:t>
+        <w:t>原名: Lightning-Fast Ironman Kalmar Wins for Laura Philipp and Jonas Schomburg Preview Exceptional Kona Form</w:t>
       </w:r>
     </w:p>
     <w:p>
@@ -1935,7 +2389,7 @@
           <w:color w:val="333333"/>
           <w:sz w:val="19"/>
         </w:rPr>
-        <w:t>1. 1 我配備 MicroShift Sword 1x9 組和終身車架保修 - 全部低於四足；</w:t>
+        <w:t>1. 在一場破紀錄、擠滿觀眾的比賽中，勞拉·菲利普和喬納斯·朔姆伯格上演了一場令人難忘的表演，創造了歷史上最快的兩場鐵人三項錶演，並展示了世界冠軍；</w:t>
       </w:r>
     </w:p>
     <w:p>
@@ -1951,7 +2405,7 @@
           <w:color w:val="333333"/>
           <w:sz w:val="19"/>
         </w:rPr>
-        <w:t>2. 1 是一款售價 999 美元的衝擊石自行車，旨在讓您行駛的帖子首次出現在；</w:t>
+        <w:t>2. 分析來自 Triathlete Magazine 針對 補給與恢復 (Fueling &amp; Recovery) 項目的關鍵訓練與器材建議。；</w:t>
       </w:r>
     </w:p>
     <w:p>
@@ -1982,9 +2436,9 @@
           <w:color w:val="595959"/>
           <w:sz w:val="19"/>
         </w:rPr>
-        <w:t xml:space="preserve">【Triathlete Magazine | 2026-08-03】 </w:t>
+        <w:t xml:space="preserve">【Slowtwitch | 2026-08-15】 </w:t>
       </w:r>
-      <w:hyperlink w:rId="rId29">
+      <w:hyperlink w:rId="rId33">
         <w:r>
           <w:rPr>
             <w:color w:val="1F4D78"/>
@@ -1993,7 +2447,7 @@
             <w:rFonts w:ascii="Calibri" w:hAnsi="Calibri" w:eastAsia="Microsoft JhengHei"/>
             <w:sz w:val="22"/>
           </w:rPr>
-          <w:t>被 UCI 禁止，專為鐵人三項運動員打造：鐵人三項概念自行車的狂野世界</w:t>
+          <w:t>IRONMAN Kalmar 2026：Schomburg 的第一個冠軍頭銜，Philipp 打破賽道記錄</w:t>
         </w:r>
       </w:hyperlink>
     </w:p>
@@ -2010,7 +2464,7 @@
           <w:color w:val="777777"/>
           <w:sz w:val="17"/>
         </w:rPr>
-        <w:t>原名: Banned by the UCI, Built for Triathletes: Inside the Wild World of Triathlon Concept Bikes</w:t>
+        <w:t>原名: IRONMAN Kalmar 2026: Schomburg’s First Title, Philipp Breaks Course Record</w:t>
       </w:r>
     </w:p>
     <w:p>
@@ -2041,7 +2495,7 @@
           <w:color w:val="333333"/>
           <w:sz w:val="19"/>
         </w:rPr>
-        <w:t>1. 自行車概念讓我們展望了自行車運動的未來；</w:t>
+        <w:t>1. 這是德國統治瑞典的一天；</w:t>
       </w:r>
     </w:p>
     <w:p>
@@ -2057,7 +2511,7 @@
           <w:color w:val="333333"/>
           <w:sz w:val="19"/>
         </w:rPr>
-        <w:t>2. 這就是為什麼鐵人三項是他們真正建立的運動；</w:t>
+        <w:t>2. IRONMAN Kalmar 2026：Schomburg 的第一個冠軍，Philipp 打破球場記錄的帖子首次出現在 Slowtwitch News 上；</w:t>
       </w:r>
     </w:p>
     <w:p>
@@ -2073,7 +2527,7 @@
           <w:color w:val="333333"/>
           <w:sz w:val="19"/>
         </w:rPr>
-        <w:t>3. 閱讀完整文章：被UCI禁止，專為鐵人三項運動員佩戴：Wi 內部。</w:t>
+        <w:t>3. 提供鐵人三項選手在實務備賽、運動防傷與體能恢復上的具體應用指導。。</w:t>
       </w:r>
     </w:p>
     <w:p>
@@ -2088,9 +2542,9 @@
           <w:color w:val="595959"/>
           <w:sz w:val="19"/>
         </w:rPr>
-        <w:t xml:space="preserve">【220 Triathlon | 2026-08-03】 </w:t>
+        <w:t xml:space="preserve">【220 Triathlon | 2026-08-15】 </w:t>
       </w:r>
-      <w:hyperlink w:rId="rId30">
+      <w:hyperlink w:rId="rId34">
         <w:r>
           <w:rPr>
             <w:color w:val="1F4D78"/>
@@ -2099,7 +2553,7 @@
             <w:rFonts w:ascii="Calibri" w:hAnsi="Calibri" w:eastAsia="Microsoft JhengHei"/>
             <w:sz w:val="22"/>
           </w:rPr>
-          <w:t>2026 年最佳跑步耳機和耳機為您的鍛鍊配樂</w:t>
+          <w:t>鐵人三項運動員自由力量訓練計畫：與六屆鐵人三項世界冠軍一起增強力量</w:t>
         </w:r>
       </w:hyperlink>
     </w:p>
@@ -2116,7 +2570,7 @@
           <w:color w:val="777777"/>
           <w:sz w:val="17"/>
         </w:rPr>
-        <w:t>原名: Best running earphones and headphones to soundtrack your workouts in 2026</w:t>
+        <w:t>原名: Free strength training plan for triathletes: Build strength alongside six-time Ironman world champion</w:t>
       </w:r>
     </w:p>
     <w:p>
@@ -2147,7 +2601,7 @@
           <w:color w:val="333333"/>
           <w:sz w:val="19"/>
         </w:rPr>
-        <w:t>1. 事實證明，隨著音樂跑步可以為您的訓練帶來一系列好處；</w:t>
+        <w:t>1. 六屆鐵人三項世界冠軍戴夫·斯科特推薦這些SC練習，您可以在家中使用最少的設備進行；</w:t>
       </w:r>
     </w:p>
     <w:p>
@@ -2163,7 +2617,7 @@
           <w:color w:val="333333"/>
           <w:sz w:val="19"/>
         </w:rPr>
-        <w:t>2. 在這裡，我們的專家對 9 套運動員耳機進行了測試；</w:t>
+        <w:t>2. 分析來自 220 Triathlon 針對 補給與恢復 (Fueling &amp; Recovery) 項目的關鍵訓練與器材建議。；</w:t>
       </w:r>
     </w:p>
     <w:p>
@@ -2185,21 +2639,6 @@
     <w:p>
       <w:pPr>
         <w:keepNext/>
-        <w:spacing w:before="320" w:after="160"/>
-      </w:pPr>
-      <w:r>
-        <w:rPr>
-          <w:rFonts w:ascii="Calibri" w:hAnsi="Calibri" w:eastAsia="Microsoft JhengHei"/>
-          <w:b/>
-          <w:color w:val="1F4D78"/>
-          <w:sz w:val="30"/>
-        </w:rPr>
-        <w:t>跑步 (Running)</w:t>
-      </w:r>
-    </w:p>
-    <w:p>
-      <w:pPr>
-        <w:keepNext/>
         <w:spacing w:before="160" w:after="40"/>
       </w:pPr>
       <w:r>
@@ -2209,9 +2648,9 @@
           <w:color w:val="595959"/>
           <w:sz w:val="19"/>
         </w:rPr>
-        <w:t xml:space="preserve">【TrainingPeaks Blog | 2026-08-06】 </w:t>
+        <w:t xml:space="preserve">【Slowtwitch | 2026-08-15】 </w:t>
       </w:r>
-      <w:hyperlink w:rId="rId31">
+      <w:hyperlink w:rId="rId35">
         <w:r>
           <w:rPr>
             <w:color w:val="1F4D78"/>
@@ -2220,7 +2659,7 @@
             <w:rFonts w:ascii="Calibri" w:hAnsi="Calibri" w:eastAsia="Microsoft JhengHei"/>
             <w:sz w:val="22"/>
           </w:rPr>
-          <w:t>運動員的呼吸：表現、恢復與呼吸練習</w:t>
+          <w:t>帕金森氏症不會獲勝：大衛沃克 (David Walker) 在溫哥華 T100 的比賽中再勝一籌</w:t>
         </w:r>
       </w:hyperlink>
     </w:p>
@@ -2237,7 +2676,7 @@
           <w:color w:val="777777"/>
           <w:sz w:val="17"/>
         </w:rPr>
-        <w:t>原名: Breathwork for Athletes: Performance, Recovery, and Breathing Exercises</w:t>
+        <w:t>原名: Parkinson’s Isn’t Going to Win: One More for David Walker at T100 Vancouver</w:t>
       </w:r>
     </w:p>
     <w:p>
@@ -2268,7 +2707,7 @@
           <w:color w:val="333333"/>
           <w:sz w:val="19"/>
         </w:rPr>
-        <w:t>1. 呼吸練習可以改善健康指標、運動表現和恢復；</w:t>
+        <w:t>1. 這位76歲的老人確定帕金森氏症不會在他康復後告訴他，他回來參加最後一次鐵人三項比賽；</w:t>
       </w:r>
     </w:p>
     <w:p>
@@ -2284,7 +2723,7 @@
           <w:color w:val="333333"/>
           <w:sz w:val="19"/>
         </w:rPr>
-        <w:t>2. 以下是如何將它們添加到您的訓練中；</w:t>
+        <w:t>2. 帕金森氏症不會觸發：大衛沃克（David Walker）在T100溫哥華首場比賽中再獲殊榮；</w:t>
       </w:r>
     </w:p>
     <w:p>
@@ -2300,7 +2739,7 @@
           <w:color w:val="333333"/>
           <w:sz w:val="19"/>
         </w:rPr>
-        <w:t>3. 運動員的後呼吸：運動、恢復與呼吸練習。</w:t>
+        <w:t>3. 提供鐵人三項選手在實務備賽、運動防傷與體能恢復上的具體應用指導。。</w:t>
       </w:r>
     </w:p>
     <w:p>
@@ -2315,9 +2754,9 @@
           <w:color w:val="595959"/>
           <w:sz w:val="19"/>
         </w:rPr>
-        <w:t xml:space="preserve">【Triathlete Magazine | 2026-08-05】 </w:t>
+        <w:t xml:space="preserve">【Slowtwitch | 2026-08-15】 </w:t>
       </w:r>
-      <w:hyperlink w:rId="rId32">
+      <w:hyperlink w:rId="rId36">
         <w:r>
           <w:rPr>
             <w:color w:val="1F4D78"/>
@@ -2326,7 +2765,7 @@
             <w:rFonts w:ascii="Calibri" w:hAnsi="Calibri" w:eastAsia="Microsoft JhengHei"/>
             <w:sz w:val="22"/>
           </w:rPr>
-          <w:t>第一眼：Topo Athletic Spectre Elite</w:t>
+          <w:t>2026 年萊德維爾 100 登山車賽即將到來</w:t>
         </w:r>
       </w:hyperlink>
     </w:p>
@@ -2343,7 +2782,7 @@
           <w:color w:val="777777"/>
           <w:sz w:val="17"/>
         </w:rPr>
-        <w:t>原名: First Look: Topo Athletic Specter Elite</w:t>
+        <w:t>原名: The 2026 Leadville 100 MTB Cometh</w:t>
       </w:r>
     </w:p>
     <w:p>
@@ -2374,7 +2813,7 @@
           <w:color w:val="333333"/>
           <w:sz w:val="19"/>
         </w:rPr>
-        <w:t>1. 首次亮相的鍍鉻賽車鞋直接身前列；</w:t>
+        <w:t>1. 第32屆「跨越天空的競賽」將於本週末回歸；</w:t>
       </w:r>
     </w:p>
     <w:p>
@@ -2390,7 +2829,7 @@
           <w:color w:val="333333"/>
           <w:sz w:val="19"/>
         </w:rPr>
-        <w:t>2. 請閱讀全文：《初看：鐵人三項賽上的Topo競技幽靈精英》；</w:t>
+        <w:t>2. 貼文《The 2026 Leadville 100 MTB Cometh》首次出現在 Slowtwitch News 上；</w:t>
       </w:r>
     </w:p>
     <w:p>
@@ -2421,9 +2860,9 @@
           <w:color w:val="595959"/>
           <w:sz w:val="19"/>
         </w:rPr>
-        <w:t xml:space="preserve">【TrainingPeaks Blog | 2026-08-05】 </w:t>
+        <w:t xml:space="preserve">【Slowtwitch | 2026-08-15】 </w:t>
       </w:r>
-      <w:hyperlink w:rId="rId33">
+      <w:hyperlink w:rId="rId37">
         <w:r>
           <w:rPr>
             <w:color w:val="1F4D78"/>
@@ -2432,7 +2871,7 @@
             <w:rFonts w:ascii="Calibri" w:hAnsi="Calibri" w:eastAsia="Microsoft JhengHei"/>
             <w:sz w:val="22"/>
           </w:rPr>
-          <w:t>糟糕的空氣品質如何影響表現以及運動員可以採取哪些措施</w:t>
+          <w:t>通往起跑線的三條路：Paula Findlay、Georgia Taylor-Brown 和 Kate Waugh 談 Racing T100 溫哥華</w:t>
         </w:r>
       </w:hyperlink>
     </w:p>
@@ -2449,7 +2888,7 @@
           <w:color w:val="777777"/>
           <w:sz w:val="17"/>
         </w:rPr>
-        <w:t>原名: How Poor Air Quality Affects Performance &amp; What Athletes Can Do About It</w:t>
+        <w:t>原名: Three Roads to the Start Line: Paula Findlay, Georgia Taylor-Brown and Kate Waugh on Racing T100 Vancouver</w:t>
       </w:r>
     </w:p>
     <w:p>
@@ -2480,7 +2919,7 @@
           <w:color w:val="333333"/>
           <w:sz w:val="19"/>
         </w:rPr>
-        <w:t>1. 空氣污染為運動員帶來短期和長期；</w:t>
+        <w:t>1. 三名運動員，三個時間線，一個星期六在溫哥華，所有這些都立即測試；</w:t>
       </w:r>
     </w:p>
     <w:p>
@@ -2496,7 +2935,7 @@
           <w:color w:val="333333"/>
           <w:sz w:val="19"/>
         </w:rPr>
-        <w:t>2. 在規劃 TrainingPeaks 課程時使用 AirTrack 可以幫助減少您的空氣污染暴露；</w:t>
+        <w:t>2. 通往起跑線的三條路：Paula Findlay、Georgia Taylor-Brown 和 Kate Waugh 談 Racing T100 V；</w:t>
       </w:r>
     </w:p>
     <w:p>
@@ -2512,22 +2951,7 @@
           <w:color w:val="333333"/>
           <w:sz w:val="19"/>
         </w:rPr>
-        <w:t>3. 發布“最糟糕的空氣品質如何影響…”。</w:t>
-      </w:r>
-    </w:p>
-    <w:p>
-      <w:pPr>
-        <w:keepNext/>
-        <w:spacing w:before="320" w:after="160"/>
-      </w:pPr>
-      <w:r>
-        <w:rPr>
-          <w:rFonts w:ascii="Calibri" w:hAnsi="Calibri" w:eastAsia="Microsoft JhengHei"/>
-          <w:b/>
-          <w:color w:val="1F4D78"/>
-          <w:sz w:val="30"/>
-        </w:rPr>
-        <w:t>補給與恢復 (Fueling &amp; Recovery)</w:t>
+        <w:t>3. 提供鐵人三項選手在實務備賽、運動防傷與體能恢復上的具體應用指導。。</w:t>
       </w:r>
     </w:p>
     <w:p>
@@ -2542,9 +2966,9 @@
           <w:color w:val="595959"/>
           <w:sz w:val="19"/>
         </w:rPr>
-        <w:t xml:space="preserve">【Slowtwitch | 2026-08-10】 </w:t>
+        <w:t xml:space="preserve">【220 Triathlon | 2026-08-14】 </w:t>
       </w:r>
-      <w:hyperlink w:rId="rId34">
+      <w:hyperlink w:rId="rId38">
         <w:r>
           <w:rPr>
             <w:color w:val="1F4D78"/>
@@ -2553,7 +2977,7 @@
             <w:rFonts w:ascii="Calibri" w:hAnsi="Calibri" w:eastAsia="Microsoft JhengHei"/>
             <w:sz w:val="22"/>
           </w:rPr>
-          <w:t>Ritchey SuperLogic Butano Ridge：昂貴的產品</w:t>
+          <w:t>英國最好的奧運鐵人三項賽有哪些？我們對前 10 場比賽進行評級，幫助您做好下個賽季的準備</w:t>
         </w:r>
       </w:hyperlink>
     </w:p>
@@ -2570,7 +2994,7 @@
           <w:color w:val="777777"/>
           <w:sz w:val="17"/>
         </w:rPr>
-        <w:t>原名: Ritchey SuperLogic Butano Ridge: A Pricey Offering</w:t>
+        <w:t>原名: What are the best Olympic triathlons in the UK? We rate our top 10 races to get your teeth into next season</w:t>
       </w:r>
     </w:p>
     <w:p>
@@ -2601,7 +3025,7 @@
           <w:color w:val="333333"/>
           <w:sz w:val="19"/>
         </w:rPr>
-        <w:t>1. 我一直將里奇視為一家小型商店企業，生產出符合特定產品類別預期佈局的優質產品；</w:t>
+        <w:t>1. 正在尋找標準距離鐵人三項賽來讓您的雙腳沉浸在鐵人三項的世界中嗎？；</w:t>
       </w:r>
     </w:p>
     <w:p>
@@ -2617,7 +3041,7 @@
           <w:color w:val="333333"/>
           <w:sz w:val="19"/>
         </w:rPr>
-        <w:t>2. 例如，這裡是 X；</w:t>
+        <w:t>2. 我們挑選了英國最好的10場奧運鐵人三項賽，以及一些上賽季的歐洲外卡選手；</w:t>
       </w:r>
     </w:p>
     <w:p>
@@ -2633,7 +3057,7 @@
           <w:color w:val="333333"/>
           <w:sz w:val="19"/>
         </w:rPr>
-        <w:t>3. 後 Ritchey SuperLogi。</w:t>
+        <w:t>3. 提供鐵人三項選手在實務備賽、運動防傷與體能恢復上的具體應用指導。。</w:t>
       </w:r>
     </w:p>
     <w:p>
@@ -2648,9 +3072,9 @@
           <w:color w:val="595959"/>
           <w:sz w:val="19"/>
         </w:rPr>
-        <w:t xml:space="preserve">【220 Triathlon | 2026-08-09】 </w:t>
+        <w:t xml:space="preserve">【Triathlete Magazine | 2026-08-14】 </w:t>
       </w:r>
-      <w:hyperlink w:rId="rId35">
+      <w:hyperlink w:rId="rId39">
         <w:r>
           <w:rPr>
             <w:color w:val="1F4D78"/>
@@ -2659,7 +3083,7 @@
             <w:rFonts w:ascii="Calibri" w:hAnsi="Calibri" w:eastAsia="Microsoft JhengHei"/>
             <w:sz w:val="22"/>
           </w:rPr>
-          <w:t>身為運動員，早餐該吃什麼？營養師分享最佳能量餐</w:t>
+          <w:t>鐵人三項運動員在炎熱天氣下安全（有效）訓練的指南</w:t>
         </w:r>
       </w:hyperlink>
     </w:p>
@@ -2676,7 +3100,7 @@
           <w:color w:val="777777"/>
           <w:sz w:val="17"/>
         </w:rPr>
-        <w:t>原名: What should you be eating for breakfast as an athlete? Nutritionist shares best energy-packed meals</w:t>
+        <w:t>原名: The Triathlete’s Guide to Safely (and Effectively) Training in Hot Weather</w:t>
       </w:r>
     </w:p>
     <w:p>
@@ -2707,7 +3131,325 @@
           <w:color w:val="333333"/>
           <w:sz w:val="19"/>
         </w:rPr>
-        <w:t>1. 這些簡單的四種食譜，以嘗試提高早上運動的能量或在訓練後補充練習的能量水平儲存；</w:t>
+        <w:t>1. 不要讓炎熱的三伏天破壞你的訓練；</w:t>
+      </w:r>
+    </w:p>
+    <w:p>
+      <w:pPr>
+        <w:pStyle w:val="ListBullet"/>
+        <w:spacing w:after="40"/>
+        <w:ind w:left="576"/>
+      </w:pPr>
+      <w:r>
+        <w:rPr>
+          <w:rFonts w:ascii="Calibri" w:hAnsi="Calibri" w:eastAsia="Microsoft JhengHei"/>
+          <w:b w:val="0"/>
+          <w:color w:val="333333"/>
+          <w:sz w:val="19"/>
+        </w:rPr>
+        <w:t>2. 使用這些技巧可以在夏季安全有效地進行訓練；</w:t>
+      </w:r>
+    </w:p>
+    <w:p>
+      <w:pPr>
+        <w:pStyle w:val="ListBullet"/>
+        <w:spacing w:after="40"/>
+        <w:ind w:left="576"/>
+      </w:pPr>
+      <w:r>
+        <w:rPr>
+          <w:rFonts w:ascii="Calibri" w:hAnsi="Calibri" w:eastAsia="Microsoft JhengHei"/>
+          <w:b w:val="0"/>
+          <w:color w:val="333333"/>
+          <w:sz w:val="19"/>
+        </w:rPr>
+        <w:t>3. 閱讀完整文章《鐵人三項運動員安全（和高效）指南》。</w:t>
+      </w:r>
+    </w:p>
+    <w:p>
+      <w:pPr>
+        <w:keepNext/>
+        <w:spacing w:before="160" w:after="40"/>
+      </w:pPr>
+      <w:r>
+        <w:rPr>
+          <w:rFonts w:ascii="Calibri" w:hAnsi="Calibri" w:eastAsia="Microsoft JhengHei"/>
+          <w:b/>
+          <w:color w:val="595959"/>
+          <w:sz w:val="19"/>
+        </w:rPr>
+        <w:t xml:space="preserve">【Slowtwitch | 2026-08-14】 </w:t>
+      </w:r>
+      <w:hyperlink w:rId="rId40">
+        <w:r>
+          <w:rPr>
+            <w:color w:val="1F4D78"/>
+            <w:u w:val="single"/>
+            <w:b/>
+            <w:rFonts w:ascii="Calibri" w:hAnsi="Calibri" w:eastAsia="Microsoft JhengHei"/>
+            <w:sz w:val="22"/>
+          </w:rPr>
+          <w:t>誰以及如何觀看本週末溫哥華 T100</w:t>
+        </w:r>
+      </w:hyperlink>
+    </w:p>
+    <w:p>
+      <w:pPr>
+        <w:spacing w:after="40"/>
+        <w:ind w:left="360"/>
+      </w:pPr>
+      <w:r>
+        <w:rPr>
+          <w:rFonts w:ascii="Calibri" w:hAnsi="Calibri" w:eastAsia="Microsoft JhengHei"/>
+          <w:b w:val="0"/>
+          <w:i/>
+          <w:color w:val="777777"/>
+          <w:sz w:val="17"/>
+        </w:rPr>
+        <w:t>原名: Who and How to Watch T100 Vancouver This Weekend</w:t>
+      </w:r>
+    </w:p>
+    <w:p>
+      <w:pPr>
+        <w:spacing w:after="40"/>
+        <w:ind w:left="360"/>
+      </w:pPr>
+      <w:r>
+        <w:rPr>
+          <w:rFonts w:ascii="Calibri" w:hAnsi="Calibri" w:eastAsia="Microsoft JhengHei"/>
+          <w:b/>
+          <w:color w:val="1F4D78"/>
+          <w:sz w:val="19"/>
+        </w:rPr>
+        <w:t>💡 【繁體中文 3 大重點摘要】：</w:t>
+      </w:r>
+    </w:p>
+    <w:p>
+      <w:pPr>
+        <w:pStyle w:val="ListBullet"/>
+        <w:spacing w:after="40"/>
+        <w:ind w:left="576"/>
+      </w:pPr>
+      <w:r>
+        <w:rPr>
+          <w:rFonts w:ascii="Calibri" w:hAnsi="Calibri" w:eastAsia="Microsoft JhengHei"/>
+          <w:b w:val="0"/>
+          <w:color w:val="333333"/>
+          <w:sz w:val="19"/>
+        </w:rPr>
+        <w:t>1. 我們將預選本週末在溫哥華 T100 舉辦的一場有趣的職業比賽；</w:t>
+      </w:r>
+    </w:p>
+    <w:p>
+      <w:pPr>
+        <w:pStyle w:val="ListBullet"/>
+        <w:spacing w:after="40"/>
+        <w:ind w:left="576"/>
+      </w:pPr>
+      <w:r>
+        <w:rPr>
+          <w:rFonts w:ascii="Calibri" w:hAnsi="Calibri" w:eastAsia="Microsoft JhengHei"/>
+          <w:b w:val="0"/>
+          <w:color w:val="333333"/>
+          <w:sz w:val="19"/>
+        </w:rPr>
+        <w:t>2. 誰以及如何觀看本週末溫哥華 T100 的帖子首次出現在 Slowtwitch News 上；</w:t>
+      </w:r>
+    </w:p>
+    <w:p>
+      <w:pPr>
+        <w:pStyle w:val="ListBullet"/>
+        <w:spacing w:after="40"/>
+        <w:ind w:left="576"/>
+      </w:pPr>
+      <w:r>
+        <w:rPr>
+          <w:rFonts w:ascii="Calibri" w:hAnsi="Calibri" w:eastAsia="Microsoft JhengHei"/>
+          <w:b w:val="0"/>
+          <w:color w:val="333333"/>
+          <w:sz w:val="19"/>
+        </w:rPr>
+        <w:t>3. 提供鐵人三項選手在實務備賽、運動防傷與體能恢復上的具體應用指導。。</w:t>
+      </w:r>
+    </w:p>
+    <w:p>
+      <w:pPr>
+        <w:keepNext/>
+        <w:spacing w:before="160" w:after="40"/>
+      </w:pPr>
+      <w:r>
+        <w:rPr>
+          <w:rFonts w:ascii="Calibri" w:hAnsi="Calibri" w:eastAsia="Microsoft JhengHei"/>
+          <w:b/>
+          <w:color w:val="595959"/>
+          <w:sz w:val="19"/>
+        </w:rPr>
+        <w:t xml:space="preserve">【Slowtwitch | 2026-08-13】 </w:t>
+      </w:r>
+      <w:hyperlink w:rId="rId41">
+        <w:r>
+          <w:rPr>
+            <w:color w:val="1F4D78"/>
+            <w:u w:val="single"/>
+            <w:b/>
+            <w:rFonts w:ascii="Calibri" w:hAnsi="Calibri" w:eastAsia="Microsoft JhengHei"/>
+            <w:sz w:val="22"/>
+          </w:rPr>
+          <w:t>為什麼碎石路是鐵人三項運動員的完美第二運動</w:t>
+        </w:r>
+      </w:hyperlink>
+    </w:p>
+    <w:p>
+      <w:pPr>
+        <w:spacing w:after="40"/>
+        <w:ind w:left="360"/>
+      </w:pPr>
+      <w:r>
+        <w:rPr>
+          <w:rFonts w:ascii="Calibri" w:hAnsi="Calibri" w:eastAsia="Microsoft JhengHei"/>
+          <w:b w:val="0"/>
+          <w:i/>
+          <w:color w:val="777777"/>
+          <w:sz w:val="17"/>
+        </w:rPr>
+        <w:t>原名: Why Gravel Is the Perfect Second Sport for Triathletes</w:t>
+      </w:r>
+    </w:p>
+    <w:p>
+      <w:pPr>
+        <w:spacing w:after="40"/>
+        <w:ind w:left="360"/>
+      </w:pPr>
+      <w:r>
+        <w:rPr>
+          <w:rFonts w:ascii="Calibri" w:hAnsi="Calibri" w:eastAsia="Microsoft JhengHei"/>
+          <w:b/>
+          <w:color w:val="1F4D78"/>
+          <w:sz w:val="19"/>
+        </w:rPr>
+        <w:t>💡 【繁體中文 3 大重點摘要】：</w:t>
+      </w:r>
+    </w:p>
+    <w:p>
+      <w:pPr>
+        <w:pStyle w:val="ListBullet"/>
+        <w:spacing w:after="40"/>
+        <w:ind w:left="576"/>
+      </w:pPr>
+      <w:r>
+        <w:rPr>
+          <w:rFonts w:ascii="Calibri" w:hAnsi="Calibri" w:eastAsia="Microsoft JhengHei"/>
+          <w:b w:val="0"/>
+          <w:color w:val="333333"/>
+          <w:sz w:val="19"/>
+        </w:rPr>
+        <w:t>1. 為什麼碎石路是鐵人三項運動員的完美第二運動一文首次出現在Slowtwitch新聞上；</w:t>
+      </w:r>
+    </w:p>
+    <w:p>
+      <w:pPr>
+        <w:pStyle w:val="ListBullet"/>
+        <w:spacing w:after="40"/>
+        <w:ind w:left="576"/>
+      </w:pPr>
+      <w:r>
+        <w:rPr>
+          <w:rFonts w:ascii="Calibri" w:hAnsi="Calibri" w:eastAsia="Microsoft JhengHei"/>
+          <w:b w:val="0"/>
+          <w:color w:val="333333"/>
+          <w:sz w:val="19"/>
+        </w:rPr>
+        <w:t>2. 分析來自 Slowtwitch 針對 補給與恢復 (Fueling &amp; Recovery) 項目的關鍵訓練與器材建議。；</w:t>
+      </w:r>
+    </w:p>
+    <w:p>
+      <w:pPr>
+        <w:pStyle w:val="ListBullet"/>
+        <w:spacing w:after="40"/>
+        <w:ind w:left="576"/>
+      </w:pPr>
+      <w:r>
+        <w:rPr>
+          <w:rFonts w:ascii="Calibri" w:hAnsi="Calibri" w:eastAsia="Microsoft JhengHei"/>
+          <w:b w:val="0"/>
+          <w:color w:val="333333"/>
+          <w:sz w:val="19"/>
+        </w:rPr>
+        <w:t>3. 提供鐵人三項選手在實務備賽、運動防傷與體能恢復上的具體應用指導。。</w:t>
+      </w:r>
+    </w:p>
+    <w:p>
+      <w:pPr>
+        <w:keepNext/>
+        <w:spacing w:before="160" w:after="40"/>
+      </w:pPr>
+      <w:r>
+        <w:rPr>
+          <w:rFonts w:ascii="Calibri" w:hAnsi="Calibri" w:eastAsia="Microsoft JhengHei"/>
+          <w:b/>
+          <w:color w:val="595959"/>
+          <w:sz w:val="19"/>
+        </w:rPr>
+        <w:t xml:space="preserve">【220 Triathlon | 2026-08-13】 </w:t>
+      </w:r>
+      <w:hyperlink w:rId="rId42">
+        <w:r>
+          <w:rPr>
+            <w:color w:val="1F4D78"/>
+            <w:u w:val="single"/>
+            <w:b/>
+            <w:rFonts w:ascii="Calibri" w:hAnsi="Calibri" w:eastAsia="Microsoft JhengHei"/>
+            <w:sz w:val="22"/>
+          </w:rPr>
+          <w:t>免費8週冬季肌力訓練計畫：增強鐵人三項的力量與爆發力</w:t>
+        </w:r>
+      </w:hyperlink>
+    </w:p>
+    <w:p>
+      <w:pPr>
+        <w:spacing w:after="40"/>
+        <w:ind w:left="360"/>
+      </w:pPr>
+      <w:r>
+        <w:rPr>
+          <w:rFonts w:ascii="Calibri" w:hAnsi="Calibri" w:eastAsia="Microsoft JhengHei"/>
+          <w:b w:val="0"/>
+          <w:i/>
+          <w:color w:val="777777"/>
+          <w:sz w:val="17"/>
+        </w:rPr>
+        <w:t>原名: Free 8-week winter strength training plan: Supercharge your strength and power for triathlon</w:t>
+      </w:r>
+    </w:p>
+    <w:p>
+      <w:pPr>
+        <w:spacing w:after="40"/>
+        <w:ind w:left="360"/>
+      </w:pPr>
+      <w:r>
+        <w:rPr>
+          <w:rFonts w:ascii="Calibri" w:hAnsi="Calibri" w:eastAsia="Microsoft JhengHei"/>
+          <w:b/>
+          <w:color w:val="1F4D78"/>
+          <w:sz w:val="19"/>
+        </w:rPr>
+        <w:t>💡 【繁體中文 3 大重點摘要】：</w:t>
+      </w:r>
+    </w:p>
+    <w:p>
+      <w:pPr>
+        <w:pStyle w:val="ListBullet"/>
+        <w:spacing w:after="40"/>
+        <w:ind w:left="576"/>
+      </w:pPr>
+      <w:r>
+        <w:rPr>
+          <w:rFonts w:ascii="Calibri" w:hAnsi="Calibri" w:eastAsia="Microsoft JhengHei"/>
+          <w:b w:val="0"/>
+          <w:color w:val="333333"/>
+          <w:sz w:val="19"/>
+        </w:rPr>
+        <w:t>1. 今年冬天，透過德莫特·海耶斯的免費八週肌力訓練計畫奠定了您的基礎，並準備好開始您新的、最好的賽車賽季；</w:t>
       </w:r>
     </w:p>
     <w:p>
@@ -2754,9 +3496,9 @@
           <w:color w:val="595959"/>
           <w:sz w:val="19"/>
         </w:rPr>
-        <w:t xml:space="preserve">【Slowtwitch | 2026-08-08】 </w:t>
+        <w:t xml:space="preserve">【Triathlete Magazine | 2026-08-13】 </w:t>
       </w:r>
-      <w:hyperlink w:rId="rId36">
+      <w:hyperlink w:rId="rId43">
         <w:r>
           <w:rPr>
             <w:color w:val="1F4D78"/>
@@ -2765,7 +3507,7 @@
             <w:rFonts w:ascii="Calibri" w:hAnsi="Calibri" w:eastAsia="Microsoft JhengHei"/>
             <w:sz w:val="22"/>
           </w:rPr>
-          <w:t>我們注意到：Alpe d’Huez 鐵人三項賽、克里斯蒂安和古斯塔夫的新騎行等等</w:t>
+          <w:t>僅液體燃料是您下一次鐵人三項公關的秘密嗎？</w:t>
         </w:r>
       </w:hyperlink>
     </w:p>
@@ -2782,7 +3524,7 @@
           <w:color w:val="777777"/>
           <w:sz w:val="17"/>
         </w:rPr>
-        <w:t>原名: We Noticed: Alpe d’Huez Triathlon, Kristian and Gustav’s New Ride and More</w:t>
+        <w:t>原名: Is Liquid-Only Fueling the Secret to Your Next Triathlon PR?</w:t>
       </w:r>
     </w:p>
     <w:p>
@@ -2813,7 +3555,7 @@
           <w:color w:val="333333"/>
           <w:sz w:val="19"/>
         </w:rPr>
-        <w:t>1. 西弗特獲得第三個冠軍，莫塞爾灣將舉辦IRONMAN南非賽、Roka Multisport抽籤等新聞；</w:t>
+        <w:t>1. 一些鐵人三項運動員正在放棄時尚和咀嚼物品來簡化比賽日常的營養；</w:t>
       </w:r>
     </w:p>
     <w:p>
@@ -2829,7 +3571,7 @@
           <w:color w:val="333333"/>
           <w:sz w:val="19"/>
         </w:rPr>
-        <w:t>2. 我們注意到的帖子：Alpe d’Huez鐵人三項賽、克里斯蒂安和古斯塔夫的新騎行及更多首次亮相；</w:t>
+        <w:t>2. 運動營養師Matt Kadey講解如何掌握僅喝液體的方法，以改善破壞健康並達到巔峰運動；</w:t>
       </w:r>
     </w:p>
     <w:p>
@@ -2860,9 +3602,9 @@
           <w:color w:val="595959"/>
           <w:sz w:val="19"/>
         </w:rPr>
-        <w:t xml:space="preserve">【220 Triathlon | 2026-08-07】 </w:t>
+        <w:t xml:space="preserve">【Slowtwitch | 2026-08-13】 </w:t>
       </w:r>
-      <w:hyperlink w:rId="rId37">
+      <w:hyperlink w:rId="rId44">
         <w:r>
           <w:rPr>
             <w:color w:val="1F4D78"/>
@@ -2871,7 +3613,7 @@
             <w:rFonts w:ascii="Calibri" w:hAnsi="Calibri" w:eastAsia="Microsoft JhengHei"/>
             <w:sz w:val="22"/>
           </w:rPr>
-          <w:t>使用這些經營養師批准的食譜從骨頭開始打造運動員的身體</w:t>
+          <w:t>忘記 1% 的收益：追求 10% 的突破</w:t>
         </w:r>
       </w:hyperlink>
     </w:p>
@@ -2888,7 +3630,7 @@
           <w:color w:val="777777"/>
           <w:sz w:val="17"/>
         </w:rPr>
-        <w:t>原名: Build an athletes body from the bones up with these nutritionist-approved recipes</w:t>
+        <w:t>原名: Forget the 1% Gains: Go After 10% Breakthroughs</w:t>
       </w:r>
     </w:p>
     <w:p>
@@ -2919,7 +3661,7 @@
           <w:color w:val="333333"/>
           <w:sz w:val="19"/>
         </w:rPr>
-        <w:t>1. 無論您年齡有多大，關注雙重健康永遠不會太晚；</w:t>
+        <w:t>1. 這些訓練、技術和重複技巧可能是你下次突破的關鍵；</w:t>
       </w:r>
     </w:p>
     <w:p>
@@ -2935,7 +3677,7 @@
           <w:color w:val="333333"/>
           <w:sz w:val="19"/>
         </w:rPr>
-        <w:t>2. 你的飲食有幫助嗎；</w:t>
+        <w:t>2. 忘記1%的收益：追求10%的突破首先出現在Slowtwitch News上；</w:t>
       </w:r>
     </w:p>
     <w:p>
@@ -2951,7 +3693,7 @@
           <w:color w:val="333333"/>
           <w:sz w:val="19"/>
         </w:rPr>
-        <w:t>3. 很簡單，你需要維生素D、鈣和鎂。</w:t>
+        <w:t>3. 提供鐵人三項選手在實務備賽、運動防傷與體能恢復上的具體應用指導。。</w:t>
       </w:r>
     </w:p>
     <w:p>
@@ -2966,9 +3708,9 @@
           <w:color w:val="595959"/>
           <w:sz w:val="19"/>
         </w:rPr>
-        <w:t xml:space="preserve">【220 Triathlon | 2026-08-06】 </w:t>
+        <w:t xml:space="preserve">【Slowtwitch | 2026-08-12】 </w:t>
       </w:r>
-      <w:hyperlink w:rId="rId38">
+      <w:hyperlink w:rId="rId45">
         <w:r>
           <w:rPr>
             <w:color w:val="1F4D78"/>
@@ -2977,7 +3719,7 @@
             <w:rFonts w:ascii="Calibri" w:hAnsi="Calibri" w:eastAsia="Microsoft JhengHei"/>
             <w:sz w:val="22"/>
           </w:rPr>
-          <w:t>透過這些 3 至 12 個月的免費鐵人三項訓練計劃，從 2027 年開始鐵人三項訓練</w:t>
+          <w:t>由於加州訴訟，美國的零售定價實踐可能被迫改變</w:t>
         </w:r>
       </w:hyperlink>
     </w:p>
@@ -2994,7 +3736,7 @@
           <w:color w:val="777777"/>
           <w:sz w:val="17"/>
         </w:rPr>
-        <w:t>原名: Start training for an Ironman in 2027 with these free Ironman training plans from 3 to 12 months</w:t>
+        <w:t>原名: Retail Pricing Practices in U.S. Might be Forced to Change Due to California Lawsuits</w:t>
       </w:r>
     </w:p>
     <w:p>
@@ -3025,7 +3767,7 @@
           <w:color w:val="333333"/>
           <w:sz w:val="19"/>
         </w:rPr>
-        <w:t>1. 這些免費訓練計畫由鐵人三項訓練設計，將幫助您完成鐵人三項訓練的基礎、建造和高級階段；</w:t>
+        <w:t>1. 繼上個月提起兩起訴訟，指控兩個大品牌有欺詐性定價行為後，零售定價行為正在接受新的審查；</w:t>
       </w:r>
     </w:p>
     <w:p>
@@ -3041,7 +3783,7 @@
           <w:color w:val="333333"/>
           <w:sz w:val="19"/>
         </w:rPr>
-        <w:t>2. 分析來自 220 Triathlon 針對 補給與恢復 (Fueling &amp; Recovery) 項目的關鍵訓練與器材建議。；</w:t>
+        <w:t>2. 零售定價實踐；</w:t>
       </w:r>
     </w:p>
     <w:p>
@@ -3072,9 +3814,9 @@
           <w:color w:val="595959"/>
           <w:sz w:val="19"/>
         </w:rPr>
-        <w:t xml:space="preserve">【Triathlete Magazine | 2026-08-05】 </w:t>
+        <w:t xml:space="preserve">【Slowtwitch | 2026-08-12】 </w:t>
       </w:r>
-      <w:hyperlink w:rId="rId39">
+      <w:hyperlink w:rId="rId46">
         <w:r>
           <w:rPr>
             <w:color w:val="1F4D78"/>
@@ -3083,7 +3825,7 @@
             <w:rFonts w:ascii="Calibri" w:hAnsi="Calibri" w:eastAsia="Microsoft JhengHei"/>
             <w:sz w:val="22"/>
           </w:rPr>
-          <w:t>史上最熱門的鐵人三項世界錦標賽</w:t>
+          <w:t>壺鈴是鐵人三項肌力訓練的技巧嗎？</w:t>
         </w:r>
       </w:hyperlink>
     </w:p>
@@ -3100,7 +3842,7 @@
           <w:color w:val="777777"/>
           <w:sz w:val="17"/>
         </w:rPr>
-        <w:t>原名: The Hottest Triathlon World Championship Races in History</w:t>
+        <w:t>原名: Are Kettlebells a Hack for Triathlon Strength Training?</w:t>
       </w:r>
     </w:p>
     <w:p>
@@ -3131,7 +3873,7 @@
           <w:color w:val="333333"/>
           <w:sz w:val="19"/>
         </w:rPr>
-        <w:t>1. 從科納的熔岩地到巴黎正午的陽光，我們重溫了鐵人三項最殘酷、最汗流浹背的比賽，那裡的氣候是最嚴酷的競爭者；</w:t>
+        <w:t>1. 如果您買了不起的家庭健身設備，一個兩個壺鈴就可以了；</w:t>
       </w:r>
     </w:p>
     <w:p>
@@ -3147,7 +3889,113 @@
           <w:color w:val="333333"/>
           <w:sz w:val="19"/>
         </w:rPr>
-        <w:t>2. 閱讀最熱門的 T 的完整文章；</w:t>
+        <w:t>2. 壺鈴是鐵人三項肌力訓練的技巧嗎；</w:t>
+      </w:r>
+    </w:p>
+    <w:p>
+      <w:pPr>
+        <w:pStyle w:val="ListBullet"/>
+        <w:spacing w:after="40"/>
+        <w:ind w:left="576"/>
+      </w:pPr>
+      <w:r>
+        <w:rPr>
+          <w:rFonts w:ascii="Calibri" w:hAnsi="Calibri" w:eastAsia="Microsoft JhengHei"/>
+          <w:b w:val="0"/>
+          <w:color w:val="333333"/>
+          <w:sz w:val="19"/>
+        </w:rPr>
+        <w:t>3. 首次出現在 Slowtwitch 新聞。</w:t>
+      </w:r>
+    </w:p>
+    <w:p>
+      <w:pPr>
+        <w:keepNext/>
+        <w:spacing w:before="160" w:after="40"/>
+      </w:pPr>
+      <w:r>
+        <w:rPr>
+          <w:rFonts w:ascii="Calibri" w:hAnsi="Calibri" w:eastAsia="Microsoft JhengHei"/>
+          <w:b/>
+          <w:color w:val="595959"/>
+          <w:sz w:val="19"/>
+        </w:rPr>
+        <w:t xml:space="preserve">【Triathlete Magazine | 2026-08-11】 </w:t>
+      </w:r>
+      <w:hyperlink w:rId="rId47">
+        <w:r>
+          <w:rPr>
+            <w:color w:val="1F4D78"/>
+            <w:u w:val="single"/>
+            <w:b/>
+            <w:rFonts w:ascii="Calibri" w:hAnsi="Calibri" w:eastAsia="Microsoft JhengHei"/>
+            <w:sz w:val="22"/>
+          </w:rPr>
+          <w:t>2026 年 Ironman 70.3 世界錦標賽：職業選手出發名單和觀看方式</w:t>
+        </w:r>
+      </w:hyperlink>
+    </w:p>
+    <w:p>
+      <w:pPr>
+        <w:spacing w:after="40"/>
+        <w:ind w:left="360"/>
+      </w:pPr>
+      <w:r>
+        <w:rPr>
+          <w:rFonts w:ascii="Calibri" w:hAnsi="Calibri" w:eastAsia="Microsoft JhengHei"/>
+          <w:b w:val="0"/>
+          <w:i/>
+          <w:color w:val="777777"/>
+          <w:sz w:val="17"/>
+        </w:rPr>
+        <w:t>原名: 2026 Ironman 70.3 World Championship: Pro Start Lists and How to Watch</w:t>
+      </w:r>
+    </w:p>
+    <w:p>
+      <w:pPr>
+        <w:spacing w:after="40"/>
+        <w:ind w:left="360"/>
+      </w:pPr>
+      <w:r>
+        <w:rPr>
+          <w:rFonts w:ascii="Calibri" w:hAnsi="Calibri" w:eastAsia="Microsoft JhengHei"/>
+          <w:b/>
+          <w:color w:val="1F4D78"/>
+          <w:sz w:val="19"/>
+        </w:rPr>
+        <w:t>💡 【繁體中文 3 大重點摘要】：</w:t>
+      </w:r>
+    </w:p>
+    <w:p>
+      <w:pPr>
+        <w:pStyle w:val="ListBullet"/>
+        <w:spacing w:after="40"/>
+        <w:ind w:left="576"/>
+      </w:pPr>
+      <w:r>
+        <w:rPr>
+          <w:rFonts w:ascii="Calibri" w:hAnsi="Calibri" w:eastAsia="Microsoft JhengHei"/>
+          <w:b w:val="0"/>
+          <w:color w:val="333333"/>
+          <w:sz w:val="19"/>
+        </w:rPr>
+        <w:t>1. 3場世界賽將有全明星陣容，包括露西·查爾斯·巴克萊、泰勒·尼布、克里斯蒂安·布魯門費爾特等；</w:t>
+      </w:r>
+    </w:p>
+    <w:p>
+      <w:pPr>
+        <w:pStyle w:val="ListBullet"/>
+        <w:spacing w:after="40"/>
+        <w:ind w:left="576"/>
+      </w:pPr>
+      <w:r>
+        <w:rPr>
+          <w:rFonts w:ascii="Calibri" w:hAnsi="Calibri" w:eastAsia="Microsoft JhengHei"/>
+          <w:b w:val="0"/>
+          <w:color w:val="333333"/>
+          <w:sz w:val="19"/>
+        </w:rPr>
+        <w:t>2. 查看女子和男子的完整出發名單和比賽號碼；</w:t>
       </w:r>
     </w:p>
     <w:p>
@@ -3178,9 +4026,9 @@
           <w:color w:val="595959"/>
           <w:sz w:val="19"/>
         </w:rPr>
-        <w:t xml:space="preserve">【Triathlete Magazine | 2026-08-05】 </w:t>
+        <w:t xml:space="preserve">【220 Triathlon | 2026-08-10】 </w:t>
       </w:r>
-      <w:hyperlink w:rId="rId40">
+      <w:hyperlink w:rId="rId48">
         <w:r>
           <w:rPr>
             <w:color w:val="1F4D78"/>
@@ -3189,7 +4037,7 @@
             <w:rFonts w:ascii="Calibri" w:hAnsi="Calibri" w:eastAsia="Microsoft JhengHei"/>
             <w:sz w:val="22"/>
           </w:rPr>
-          <w:t>蒂莉·奧福德如何在一場幾乎致命的車禍中倖存下來並重返鐵人三項賽</w:t>
+          <w:t>鐵人三項是一項「一勞永逸」的運動嗎？ 220 位鐵人三項讀者發表意見</w:t>
         </w:r>
       </w:hyperlink>
     </w:p>
@@ -3206,7 +4054,7 @@
           <w:color w:val="777777"/>
           <w:sz w:val="17"/>
         </w:rPr>
-        <w:t>原名: How Tilly Offord Survived a Near-Fatal Crash and Found Her Way Back to Triathlon</w:t>
+        <w:t>原名: Is triathlon a ‘one and done’ sport? 220 Triathlon readers have their say</w:t>
       </w:r>
     </w:p>
     <w:p>
@@ -3237,7 +4085,7 @@
           <w:color w:val="333333"/>
           <w:sz w:val="19"/>
         </w:rPr>
-        <w:t>1. 蒂莉·奧福德是精英鐵人三項賽中的後起之秀，直到與卡車相撞改變了一切；</w:t>
+        <w:t>1. 鐵人三項運動中是否存在「一勞永逸」的文化；</w:t>
       </w:r>
     </w:p>
     <w:p>
@@ -3253,7 +4101,7 @@
           <w:color w:val="333333"/>
           <w:sz w:val="19"/>
         </w:rPr>
-        <w:t>2. 如今，距離致命的一天已經過去三年多了，她又回到了賽車場，並繼續堅持不懈的努力…；</w:t>
+        <w:t>2. 如果有，這很重要嗎？；</w:t>
       </w:r>
     </w:p>
     <w:p>
@@ -3269,325 +4117,7 @@
           <w:color w:val="333333"/>
           <w:sz w:val="19"/>
         </w:rPr>
-        <w:t>3. 提供鐵人三項選手在實務備賽、運動防傷與體能恢復上的具體應用指導。。</w:t>
-      </w:r>
-    </w:p>
-    <w:p>
-      <w:pPr>
-        <w:keepNext/>
-        <w:spacing w:before="160" w:after="40"/>
-      </w:pPr>
-      <w:r>
-        <w:rPr>
-          <w:rFonts w:ascii="Calibri" w:hAnsi="Calibri" w:eastAsia="Microsoft JhengHei"/>
-          <w:b/>
-          <w:color w:val="595959"/>
-          <w:sz w:val="19"/>
-        </w:rPr>
-        <w:t xml:space="preserve">【220 Triathlon | 2026-08-05】 </w:t>
-      </w:r>
-      <w:hyperlink w:rId="rId41">
-        <w:r>
-          <w:rPr>
-            <w:color w:val="1F4D78"/>
-            <w:u w:val="single"/>
-            <w:b/>
-            <w:rFonts w:ascii="Calibri" w:hAnsi="Calibri" w:eastAsia="Microsoft JhengHei"/>
-            <w:sz w:val="22"/>
-          </w:rPr>
-          <w:t>從我們的免費奧運距離鐵人三項訓練計劃中進行選擇，並在下一場比賽中取得勝利</w:t>
-        </w:r>
-      </w:hyperlink>
-    </w:p>
-    <w:p>
-      <w:pPr>
-        <w:spacing w:after="40"/>
-        <w:ind w:left="360"/>
-      </w:pPr>
-      <w:r>
-        <w:rPr>
-          <w:rFonts w:ascii="Calibri" w:hAnsi="Calibri" w:eastAsia="Microsoft JhengHei"/>
-          <w:b w:val="0"/>
-          <w:i/>
-          <w:color w:val="777777"/>
-          <w:sz w:val="17"/>
-        </w:rPr>
-        <w:t>原名: Choose from our free Olympic-distance triathlon training plans and smash your next race</w:t>
-      </w:r>
-    </w:p>
-    <w:p>
-      <w:pPr>
-        <w:spacing w:after="40"/>
-        <w:ind w:left="360"/>
-      </w:pPr>
-      <w:r>
-        <w:rPr>
-          <w:rFonts w:ascii="Calibri" w:hAnsi="Calibri" w:eastAsia="Microsoft JhengHei"/>
-          <w:b/>
-          <w:color w:val="1F4D78"/>
-          <w:sz w:val="19"/>
-        </w:rPr>
-        <w:t>💡 【繁體中文 3 大重點摘要】：</w:t>
-      </w:r>
-    </w:p>
-    <w:p>
-      <w:pPr>
-        <w:pStyle w:val="ListBullet"/>
-        <w:spacing w:after="40"/>
-        <w:ind w:left="576"/>
-      </w:pPr>
-      <w:r>
-        <w:rPr>
-          <w:rFonts w:ascii="Calibri" w:hAnsi="Calibri" w:eastAsia="Microsoft JhengHei"/>
-          <w:b w:val="0"/>
-          <w:color w:val="333333"/>
-          <w:sz w:val="19"/>
-        </w:rPr>
-        <w:t>1. 日記裡有休息長距離鐵人三項嗎；</w:t>
-      </w:r>
-    </w:p>
-    <w:p>
-      <w:pPr>
-        <w:pStyle w:val="ListBullet"/>
-        <w:spacing w:after="40"/>
-        <w:ind w:left="576"/>
-      </w:pPr>
-      <w:r>
-        <w:rPr>
-          <w:rFonts w:ascii="Calibri" w:hAnsi="Calibri" w:eastAsia="Microsoft JhengHei"/>
-          <w:b w:val="0"/>
-          <w:color w:val="333333"/>
-          <w:sz w:val="19"/>
-        </w:rPr>
-        <w:t>2. 從我們的免費訓練計劃中選擇一個，立即為比賽做好準備；</w:t>
-      </w:r>
-    </w:p>
-    <w:p>
-      <w:pPr>
-        <w:pStyle w:val="ListBullet"/>
-        <w:spacing w:after="40"/>
-        <w:ind w:left="576"/>
-      </w:pPr>
-      <w:r>
-        <w:rPr>
-          <w:rFonts w:ascii="Calibri" w:hAnsi="Calibri" w:eastAsia="Microsoft JhengHei"/>
-          <w:b w:val="0"/>
-          <w:color w:val="333333"/>
-          <w:sz w:val="19"/>
-        </w:rPr>
-        <w:t>3. 提供鐵人三項選手在實務備賽、運動防傷與體能恢復上的具體應用指導。。</w:t>
-      </w:r>
-    </w:p>
-    <w:p>
-      <w:pPr>
-        <w:keepNext/>
-        <w:spacing w:before="160" w:after="40"/>
-      </w:pPr>
-      <w:r>
-        <w:rPr>
-          <w:rFonts w:ascii="Calibri" w:hAnsi="Calibri" w:eastAsia="Microsoft JhengHei"/>
-          <w:b/>
-          <w:color w:val="595959"/>
-          <w:sz w:val="19"/>
-        </w:rPr>
-        <w:t xml:space="preserve">【Slowtwitch | 2026-08-04】 </w:t>
-      </w:r>
-      <w:hyperlink w:rId="rId42">
-        <w:r>
-          <w:rPr>
-            <w:color w:val="1F4D78"/>
-            <w:u w:val="single"/>
-            <w:b/>
-            <w:rFonts w:ascii="Calibri" w:hAnsi="Calibri" w:eastAsia="Microsoft JhengHei"/>
-            <w:sz w:val="22"/>
-          </w:rPr>
-          <w:t>Norseman 的女士節：4 個勵志故事</w:t>
-        </w:r>
-      </w:hyperlink>
-    </w:p>
-    <w:p>
-      <w:pPr>
-        <w:spacing w:after="40"/>
-        <w:ind w:left="360"/>
-      </w:pPr>
-      <w:r>
-        <w:rPr>
-          <w:rFonts w:ascii="Calibri" w:hAnsi="Calibri" w:eastAsia="Microsoft JhengHei"/>
-          <w:b w:val="0"/>
-          <w:i/>
-          <w:color w:val="777777"/>
-          <w:sz w:val="17"/>
-        </w:rPr>
-        <w:t>原名: Ladies Day at the Norseman: 4 Inspirational Stories</w:t>
-      </w:r>
-    </w:p>
-    <w:p>
-      <w:pPr>
-        <w:spacing w:after="40"/>
-        <w:ind w:left="360"/>
-      </w:pPr>
-      <w:r>
-        <w:rPr>
-          <w:rFonts w:ascii="Calibri" w:hAnsi="Calibri" w:eastAsia="Microsoft JhengHei"/>
-          <w:b/>
-          <w:color w:val="1F4D78"/>
-          <w:sz w:val="19"/>
-        </w:rPr>
-        <w:t>💡 【繁體中文 3 大重點摘要】：</w:t>
-      </w:r>
-    </w:p>
-    <w:p>
-      <w:pPr>
-        <w:pStyle w:val="ListBullet"/>
-        <w:spacing w:after="40"/>
-        <w:ind w:left="576"/>
-      </w:pPr>
-      <w:r>
-        <w:rPr>
-          <w:rFonts w:ascii="Calibri" w:hAnsi="Calibri" w:eastAsia="Microsoft JhengHei"/>
-          <w:b w:val="0"/>
-          <w:color w:val="333333"/>
-          <w:sz w:val="19"/>
-        </w:rPr>
-        <w:t>1. 我們完成了採訪四位極度女性、她們以時尚的方式完成了挪威人的任務；</w:t>
-      </w:r>
-    </w:p>
-    <w:p>
-      <w:pPr>
-        <w:pStyle w:val="ListBullet"/>
-        <w:spacing w:after="40"/>
-        <w:ind w:left="576"/>
-      </w:pPr>
-      <w:r>
-        <w:rPr>
-          <w:rFonts w:ascii="Calibri" w:hAnsi="Calibri" w:eastAsia="Microsoft JhengHei"/>
-          <w:b w:val="0"/>
-          <w:color w:val="333333"/>
-          <w:sz w:val="19"/>
-        </w:rPr>
-        <w:t>2. 挪威人的女士節：4個勵志故事首次出現在Slowtwitch News上；</w:t>
-      </w:r>
-    </w:p>
-    <w:p>
-      <w:pPr>
-        <w:pStyle w:val="ListBullet"/>
-        <w:spacing w:after="40"/>
-        <w:ind w:left="576"/>
-      </w:pPr>
-      <w:r>
-        <w:rPr>
-          <w:rFonts w:ascii="Calibri" w:hAnsi="Calibri" w:eastAsia="Microsoft JhengHei"/>
-          <w:b w:val="0"/>
-          <w:color w:val="333333"/>
-          <w:sz w:val="19"/>
-        </w:rPr>
-        <w:t>3. 提供鐵人三項選手在實務備賽、運動防傷與體能恢復上的具體應用指導。。</w:t>
-      </w:r>
-    </w:p>
-    <w:p>
-      <w:pPr>
-        <w:keepNext/>
-        <w:spacing w:before="160" w:after="40"/>
-      </w:pPr>
-      <w:r>
-        <w:rPr>
-          <w:rFonts w:ascii="Calibri" w:hAnsi="Calibri" w:eastAsia="Microsoft JhengHei"/>
-          <w:b/>
-          <w:color w:val="595959"/>
-          <w:sz w:val="19"/>
-        </w:rPr>
-        <w:t xml:space="preserve">【220 Triathlon | 2026-08-03】 </w:t>
-      </w:r>
-      <w:hyperlink w:rId="rId43">
-        <w:r>
-          <w:rPr>
-            <w:color w:val="1F4D78"/>
-            <w:u w:val="single"/>
-            <w:b/>
-            <w:rFonts w:ascii="Calibri" w:hAnsi="Calibri" w:eastAsia="Microsoft JhengHei"/>
-            <w:sz w:val="22"/>
-          </w:rPr>
-          <w:t>如何觀看 T100 溫哥華女子職業比賽</w:t>
-        </w:r>
-      </w:hyperlink>
-    </w:p>
-    <w:p>
-      <w:pPr>
-        <w:spacing w:after="40"/>
-        <w:ind w:left="360"/>
-      </w:pPr>
-      <w:r>
-        <w:rPr>
-          <w:rFonts w:ascii="Calibri" w:hAnsi="Calibri" w:eastAsia="Microsoft JhengHei"/>
-          <w:b w:val="0"/>
-          <w:i/>
-          <w:color w:val="777777"/>
-          <w:sz w:val="17"/>
-        </w:rPr>
-        <w:t>原名: How to watch the T100 Vancouver Women’s Pro race</w:t>
-      </w:r>
-    </w:p>
-    <w:p>
-      <w:pPr>
-        <w:spacing w:after="40"/>
-        <w:ind w:left="360"/>
-      </w:pPr>
-      <w:r>
-        <w:rPr>
-          <w:rFonts w:ascii="Calibri" w:hAnsi="Calibri" w:eastAsia="Microsoft JhengHei"/>
-          <w:b/>
-          <w:color w:val="1F4D78"/>
-          <w:sz w:val="19"/>
-        </w:rPr>
-        <w:t>💡 【繁體中文 3 大重點摘要】：</w:t>
-      </w:r>
-    </w:p>
-    <w:p>
-      <w:pPr>
-        <w:pStyle w:val="ListBullet"/>
-        <w:spacing w:after="40"/>
-        <w:ind w:left="576"/>
-      </w:pPr>
-      <w:r>
-        <w:rPr>
-          <w:rFonts w:ascii="Calibri" w:hAnsi="Calibri" w:eastAsia="Microsoft JhengHei"/>
-          <w:b w:val="0"/>
-          <w:color w:val="333333"/>
-          <w:sz w:val="19"/>
-        </w:rPr>
-        <w:t>1. 2026年T100鐵人三項世界巡迴賽將前往溫哥華進行本賽季的第三場女子比賽；</w:t>
-      </w:r>
-    </w:p>
-    <w:p>
-      <w:pPr>
-        <w:pStyle w:val="ListBullet"/>
-        <w:spacing w:after="40"/>
-        <w:ind w:left="576"/>
-      </w:pPr>
-      <w:r>
-        <w:rPr>
-          <w:rFonts w:ascii="Calibri" w:hAnsi="Calibri" w:eastAsia="Microsoft JhengHei"/>
-          <w:b w:val="0"/>
-          <w:color w:val="333333"/>
-          <w:sz w:val="19"/>
-        </w:rPr>
-        <w:t>2. 這裡有您需要了解的所有信息，包括開始列表、課程、開始時間以及如何觀看直播；</w:t>
-      </w:r>
-    </w:p>
-    <w:p>
-      <w:pPr>
-        <w:pStyle w:val="ListBullet"/>
-        <w:spacing w:after="40"/>
-        <w:ind w:left="576"/>
-      </w:pPr>
-      <w:r>
-        <w:rPr>
-          <w:rFonts w:ascii="Calibri" w:hAnsi="Calibri" w:eastAsia="Microsoft JhengHei"/>
-          <w:b w:val="0"/>
-          <w:color w:val="333333"/>
-          <w:sz w:val="19"/>
-        </w:rPr>
-        <w:t>3. 提供鐵人三項選手在實務備賽、運動防傷與體能恢復上的具體應用指導。。</w:t>
+        <w:t>3. 這是最近220個功能的焦點，該功能點亮了觸控紙，讓讀者提供了數百條回复，回复。</w:t>
       </w:r>
     </w:p>
     <w:p>
@@ -3633,7 +4163,7 @@
           <w:color w:val="333333"/>
           <w:sz w:val="20"/>
         </w:rPr>
-        <w:t>我把肌力訓練換成了鐵人三項訓練──我失去了力量嗎？</w:t>
+        <w:t>「我喜歡這裡的氛圍！」Jonas Schomburg（德國）在卡爾馬首次贏得鐵人三項賽冠軍</w:t>
       </w:r>
       <w:r>
         <w:rPr>
@@ -3642,7 +4172,7 @@
           <w:color w:val="333333"/>
           <w:sz w:val="20"/>
         </w:rPr>
-        <w:t>：1. 經過數月的追逐力量個人最佳成績後，訓練220米鐵人三項賽作家India Paine將舉重改為游泳、騎自行車和跑步，為她的第一個T100進行；</w:t>
+        <w:t>：1. 在科納舉行的一場激動人心的鐵人三項世界冠軍資格賽決賽中，喬納斯·肖姆伯格（Jonas Shomburg）在比賽中取得領先，並以7小時22分57秒的令人印象深刻的成績贏得了他的第一場鐵人三項比賽；</w:t>
       </w:r>
     </w:p>
     <w:p>
@@ -3656,7 +4186,7 @@
           <w:color w:val="333333"/>
           <w:sz w:val="20"/>
         </w:rPr>
-        <w:t>2. 但三個月後減少；</w:t>
+        <w:t>2. 分析來自 220 Triathlon 針對 游泳 (Swimming) 項目的關鍵訓練與器材建議。；</w:t>
       </w:r>
     </w:p>
     <w:p>
@@ -3686,7 +4216,7 @@
           <w:color w:val="333333"/>
           <w:sz w:val="20"/>
         </w:rPr>
-        <w:t>H2O Audio TRI 2 PRO 和 TRI Run：適合長途的聲音</w:t>
+        <w:t>利茲鐵人三項賽因擔心湖水品質而取消游泳</w:t>
       </w:r>
       <w:r>
         <w:rPr>
@@ -3695,7 +4225,7 @@
           <w:color w:val="333333"/>
           <w:sz w:val="20"/>
         </w:rPr>
-        <w:t>：1. H2O Audio TRI 2 PRO 與 TRI Run：雙人開放式骨耳機經過游泳、騎乘和跑步測試；</w:t>
+        <w:t>：1. 鐵人三項今天宣布，明天在利茲舉行的比賽將沒有游泳比賽，今天的練習游泳也將被取消；</w:t>
       </w:r>
     </w:p>
     <w:p>
@@ -3709,60 +4239,7 @@
           <w:color w:val="333333"/>
           <w:sz w:val="20"/>
         </w:rPr>
-        <w:t>2. 您屬於哪一個訓練週；</w:t>
-      </w:r>
-    </w:p>
-    <w:p>
-      <w:pPr>
-        <w:spacing w:after="120"/>
-      </w:pPr>
-      <w:r>
-        <w:rPr>
-          <w:rFonts w:ascii="Calibri" w:hAnsi="Calibri" w:eastAsia="Microsoft JhengHei"/>
-          <w:b w:val="0"/>
-          <w:color w:val="333333"/>
-          <w:sz w:val="20"/>
-        </w:rPr>
-        <w:t>3. H2O Audio TRI 2 PRO 和 TRI Run 後：聲音。</w:t>
-      </w:r>
-    </w:p>
-    <w:p>
-      <w:pPr>
-        <w:pStyle w:val="ListBullet"/>
-        <w:spacing w:after="60"/>
-        <w:ind w:left="360"/>
-      </w:pPr>
-      <w:r>
-        <w:rPr>
-          <w:rFonts w:ascii="Calibri" w:hAnsi="Calibri" w:eastAsia="Microsoft JhengHei"/>
-          <w:b/>
-          <w:color w:val="333333"/>
-          <w:sz w:val="20"/>
-        </w:rPr>
-        <w:t>什麼是最好的游泳換衣袍？我是一名游泳教練，這是我穿著以保持溫暖和乾燥的 10 件長袍</w:t>
-      </w:r>
-      <w:r>
-        <w:rPr>
-          <w:rFonts w:ascii="Calibri" w:hAnsi="Calibri" w:eastAsia="Microsoft JhengHei"/>
-          <w:b w:val="0"/>
-          <w:color w:val="333333"/>
-          <w:sz w:val="20"/>
-        </w:rPr>
-        <w:t>：1. 在戶外游泳並需要一件優質的換尿布來保持溫暖和乾燥；</w:t>
-      </w:r>
-    </w:p>
-    <w:p>
-      <w:pPr>
-        <w:spacing w:after="120"/>
-      </w:pPr>
-      <w:r>
-        <w:rPr>
-          <w:rFonts w:ascii="Calibri" w:hAnsi="Calibri" w:eastAsia="Microsoft JhengHei"/>
-          <w:b w:val="0"/>
-          <w:color w:val="333333"/>
-          <w:sz w:val="20"/>
-        </w:rPr>
-        <w:t>2. 戶外游泳教練海倫·韋伯斯特測試了市場上最好的一些；</w:t>
+        <w:t>2. 近期消息發布之際，人們對 Waterloo Lak 的品質感到擔憂…；</w:t>
       </w:r>
     </w:p>
     <w:p>
@@ -3781,6 +4258,59 @@
     </w:p>
     <w:p>
       <w:pPr>
+        <w:pStyle w:val="ListBullet"/>
+        <w:spacing w:after="60"/>
+        <w:ind w:left="360"/>
+      </w:pPr>
+      <w:r>
+        <w:rPr>
+          <w:rFonts w:ascii="Calibri" w:hAnsi="Calibri" w:eastAsia="Microsoft JhengHei"/>
+          <w:b/>
+          <w:color w:val="333333"/>
+          <w:sz w:val="20"/>
+        </w:rPr>
+        <w:t>厭倦了相同的運動程序？這些快速游泳、騎自行車、跑步訓練可產生實際速度</w:t>
+      </w:r>
+      <w:r>
+        <w:rPr>
+          <w:rFonts w:ascii="Calibri" w:hAnsi="Calibri" w:eastAsia="Microsoft JhengHei"/>
+          <w:b w:val="0"/>
+          <w:color w:val="333333"/>
+          <w:sz w:val="20"/>
+        </w:rPr>
+        <w:t>：1. 透過這些經專家批准的訓練來改變您的季度訓練，挑戰您的身體並刷新您的思維；</w:t>
+      </w:r>
+    </w:p>
+    <w:p>
+      <w:pPr>
+        <w:spacing w:after="120"/>
+      </w:pPr>
+      <w:r>
+        <w:rPr>
+          <w:rFonts w:ascii="Calibri" w:hAnsi="Calibri" w:eastAsia="Microsoft JhengHei"/>
+          <w:b w:val="0"/>
+          <w:color w:val="333333"/>
+          <w:sz w:val="20"/>
+        </w:rPr>
+        <w:t>2. 閱讀全文：厭了相同的運動項目；</w:t>
+      </w:r>
+    </w:p>
+    <w:p>
+      <w:pPr>
+        <w:spacing w:after="120"/>
+      </w:pPr>
+      <w:r>
+        <w:rPr>
+          <w:rFonts w:ascii="Calibri" w:hAnsi="Calibri" w:eastAsia="Microsoft JhengHei"/>
+          <w:b w:val="0"/>
+          <w:color w:val="333333"/>
+          <w:sz w:val="20"/>
+        </w:rPr>
+        <w:t>3. 這些快速游泳、騎自行車…。</w:t>
+      </w:r>
+    </w:p>
+    <w:p>
+      <w:pPr>
         <w:keepNext/>
         <w:spacing w:before="200" w:after="80"/>
       </w:pPr>
@@ -3807,7 +4337,7 @@
           <w:color w:val="333333"/>
           <w:sz w:val="20"/>
         </w:rPr>
-        <w:t>FastTT 的鐵人三項空氣動力桿專為速度、舒適性和穩定性而設計</w:t>
+        <w:t>騎乘營養：提高表現的最簡單的轉變</w:t>
       </w:r>
       <w:r>
         <w:rPr>
@@ -3816,7 +4346,7 @@
           <w:color w:val="333333"/>
           <w:sz w:val="20"/>
         </w:rPr>
-        <w:t>：1. 我不是自行車整合工，也不是風洞專家；</w:t>
+        <w:t>：1. 這不是配方補充劑；</w:t>
       </w:r>
     </w:p>
     <w:p>
@@ -3830,7 +4360,7 @@
           <w:color w:val="333333"/>
           <w:sz w:val="20"/>
         </w:rPr>
-        <w:t>2. 我只是一名普通鐵人三項運動員，正在尋找我現有隊長的升級，組成成為一名普通鐵人三項運動員；</w:t>
+        <w:t>2. 或騎自行車創作的碳水化合物；</w:t>
       </w:r>
     </w:p>
     <w:p>
@@ -3844,7 +4374,7 @@
           <w:color w:val="333333"/>
           <w:sz w:val="20"/>
         </w:rPr>
-        <w:t>3. Post FastTT 的 Triathlon Aero Bar 的設計。</w:t>
+        <w:t>3. 這可能只是你星期二吃的東西。</w:t>
       </w:r>
     </w:p>
     <w:p>
@@ -3860,7 +4390,7 @@
           <w:color w:val="333333"/>
           <w:sz w:val="20"/>
         </w:rPr>
-        <w:t>通往偉大的四條路：世巡賽球隊的教練理念</w:t>
+        <w:t>最適合運動的電解質是？我們測試最適合運動員的補水粉和片劑</w:t>
       </w:r>
       <w:r>
         <w:rPr>
@@ -3869,7 +4399,7 @@
           <w:color w:val="333333"/>
           <w:sz w:val="20"/>
         </w:rPr>
-        <w:t>：1. 每個團隊都在追求偉大，但並不代表他們都走同樣的路；</w:t>
+        <w:t>：1. 運動時補充身體消耗量是鐵人三項運動員必須考慮的重要因素，但肥胖者該有多少消耗量，您如何知道要購買哪些呢？；</w:t>
       </w:r>
     </w:p>
     <w:p>
@@ -3883,7 +4413,7 @@
           <w:color w:val="333333"/>
           <w:sz w:val="20"/>
         </w:rPr>
-        <w:t>2. 四位世巡賽教練分享了他們為世界上最大的自行車比賽做準備的理念之一；</w:t>
+        <w:t>2. 我們嘗試並測試了 10 種方法來幫助您；</w:t>
       </w:r>
     </w:p>
     <w:p>
@@ -3913,7 +4443,7 @@
           <w:color w:val="333333"/>
           <w:sz w:val="20"/>
         </w:rPr>
-        <w:t>職業鐵人三項運動員分享他們在炎熱天氣下比賽的秘密</w:t>
+        <w:t>免費 3 個月鐵人三項基礎訓練計畫：從頭開始打造您的鐵人三項體能</w:t>
       </w:r>
       <w:r>
         <w:rPr>
@@ -3922,7 +4452,7 @@
           <w:color w:val="333333"/>
           <w:sz w:val="20"/>
         </w:rPr>
-        <w:t>：1. 即使是最健康的鐵人三項運動員在炎熱的天氣下比賽；</w:t>
+        <w:t>：1. 有征服鋼鐵人的計劃嗎；</w:t>
       </w:r>
     </w:p>
     <w:p>
@@ -3936,7 +4466,7 @@
           <w:color w:val="333333"/>
           <w:sz w:val="20"/>
         </w:rPr>
-        <w:t>2. 我們邀請職業選手分享他們的適應、補充方式和節奏的秘訣，以確保比賽日成功；</w:t>
+        <w:t>2. 德莫特·海耶斯說，那就不要忽視你的基礎；</w:t>
       </w:r>
     </w:p>
     <w:p>
@@ -3950,7 +4480,7 @@
           <w:color w:val="333333"/>
           <w:sz w:val="20"/>
         </w:rPr>
-        <w:t>3. 閱讀全文，請造訪。</w:t>
+        <w:t>3. 這是為期3個月的鐵人三項基礎訓練計劃，可幫助您為起跑線做好準備。</w:t>
       </w:r>
     </w:p>
     <w:p>
@@ -3981,7 +4511,7 @@
           <w:color w:val="333333"/>
           <w:sz w:val="20"/>
         </w:rPr>
-        <w:t>運動員的呼吸：表現、恢復與呼吸練習</w:t>
+        <w:t>「我飛出去了。我真的感覺很好！」Julie Derron 追趕 Kate Waugh 在溫哥華奪得 T100 職業賽季首場勝利</w:t>
       </w:r>
       <w:r>
         <w:rPr>
@@ -3990,7 +4520,7 @@
           <w:color w:val="333333"/>
           <w:sz w:val="20"/>
         </w:rPr>
-        <w:t>：1. 呼吸練習可以改善健康指標、運動表現和恢復；</w:t>
+        <w:t>：1. 瑞士名將朱莉婭·德隆（Julia Derron）（瑞士）追趕回歸的英國T100世界冠軍凱特·沃（Kate Waugh）（英國），在溫哥華取得了本賽季首個T100勝利；</w:t>
       </w:r>
     </w:p>
     <w:p>
@@ -4004,60 +4534,7 @@
           <w:color w:val="333333"/>
           <w:sz w:val="20"/>
         </w:rPr>
-        <w:t>2. 以下是如何將它們添加到您的訓練中；</w:t>
-      </w:r>
-    </w:p>
-    <w:p>
-      <w:pPr>
-        <w:spacing w:after="120"/>
-      </w:pPr>
-      <w:r>
-        <w:rPr>
-          <w:rFonts w:ascii="Calibri" w:hAnsi="Calibri" w:eastAsia="Microsoft JhengHei"/>
-          <w:b w:val="0"/>
-          <w:color w:val="333333"/>
-          <w:sz w:val="20"/>
-        </w:rPr>
-        <w:t>3. 運動員的後呼吸：運動、恢復與呼吸練習。</w:t>
-      </w:r>
-    </w:p>
-    <w:p>
-      <w:pPr>
-        <w:pStyle w:val="ListBullet"/>
-        <w:spacing w:after="60"/>
-        <w:ind w:left="360"/>
-      </w:pPr>
-      <w:r>
-        <w:rPr>
-          <w:rFonts w:ascii="Calibri" w:hAnsi="Calibri" w:eastAsia="Microsoft JhengHei"/>
-          <w:b/>
-          <w:color w:val="333333"/>
-          <w:sz w:val="20"/>
-        </w:rPr>
-        <w:t>第一眼：Topo Athletic Spectre Elite</w:t>
-      </w:r>
-      <w:r>
-        <w:rPr>
-          <w:rFonts w:ascii="Calibri" w:hAnsi="Calibri" w:eastAsia="Microsoft JhengHei"/>
-          <w:b w:val="0"/>
-          <w:color w:val="333333"/>
-          <w:sz w:val="20"/>
-        </w:rPr>
-        <w:t>：1. 首次亮相的鍍鉻賽車鞋直接身前列；</w:t>
-      </w:r>
-    </w:p>
-    <w:p>
-      <w:pPr>
-        <w:spacing w:after="120"/>
-      </w:pPr>
-      <w:r>
-        <w:rPr>
-          <w:rFonts w:ascii="Calibri" w:hAnsi="Calibri" w:eastAsia="Microsoft JhengHei"/>
-          <w:b w:val="0"/>
-          <w:color w:val="333333"/>
-          <w:sz w:val="20"/>
-        </w:rPr>
-        <w:t>2. 請閱讀全文：《初看：鐵人三項賽上的Topo競技幽靈精英》；</w:t>
+        <w:t>2. 喬治亞‧泰勒-布朗 (Georgia Taylor-Brown)；</w:t>
       </w:r>
     </w:p>
     <w:p>
@@ -4076,59 +4553,6 @@
     </w:p>
     <w:p>
       <w:pPr>
-        <w:pStyle w:val="ListBullet"/>
-        <w:spacing w:after="60"/>
-        <w:ind w:left="360"/>
-      </w:pPr>
-      <w:r>
-        <w:rPr>
-          <w:rFonts w:ascii="Calibri" w:hAnsi="Calibri" w:eastAsia="Microsoft JhengHei"/>
-          <w:b/>
-          <w:color w:val="333333"/>
-          <w:sz w:val="20"/>
-        </w:rPr>
-        <w:t>糟糕的空氣品質如何影響表現以及運動員可以採取哪些措施</w:t>
-      </w:r>
-      <w:r>
-        <w:rPr>
-          <w:rFonts w:ascii="Calibri" w:hAnsi="Calibri" w:eastAsia="Microsoft JhengHei"/>
-          <w:b w:val="0"/>
-          <w:color w:val="333333"/>
-          <w:sz w:val="20"/>
-        </w:rPr>
-        <w:t>：1. 空氣污染為運動員帶來短期和長期；</w:t>
-      </w:r>
-    </w:p>
-    <w:p>
-      <w:pPr>
-        <w:spacing w:after="120"/>
-      </w:pPr>
-      <w:r>
-        <w:rPr>
-          <w:rFonts w:ascii="Calibri" w:hAnsi="Calibri" w:eastAsia="Microsoft JhengHei"/>
-          <w:b w:val="0"/>
-          <w:color w:val="333333"/>
-          <w:sz w:val="20"/>
-        </w:rPr>
-        <w:t>2. 在規劃 TrainingPeaks 課程時使用 AirTrack 可以幫助減少您的空氣污染暴露；</w:t>
-      </w:r>
-    </w:p>
-    <w:p>
-      <w:pPr>
-        <w:spacing w:after="120"/>
-      </w:pPr>
-      <w:r>
-        <w:rPr>
-          <w:rFonts w:ascii="Calibri" w:hAnsi="Calibri" w:eastAsia="Microsoft JhengHei"/>
-          <w:b w:val="0"/>
-          <w:color w:val="333333"/>
-          <w:sz w:val="20"/>
-        </w:rPr>
-        <w:t>3. 發布“最糟糕的空氣品質如何影響…”。</w:t>
-      </w:r>
-    </w:p>
-    <w:p>
-      <w:pPr>
         <w:keepNext/>
         <w:spacing w:before="200" w:after="80"/>
       </w:pPr>
@@ -4155,7 +4579,7 @@
           <w:color w:val="333333"/>
           <w:sz w:val="20"/>
         </w:rPr>
-        <w:t>Ritchey SuperLogic Butano Ridge：昂貴的產品</w:t>
+        <w:t>「今天天氣真好，風很大！」勞拉·菲利普 (Laura Philipp) 領先卡爾瑪 (Ironman Kalmar) 18 分鐘獲勝</w:t>
       </w:r>
       <w:r>
         <w:rPr>
@@ -4164,7 +4588,7 @@
           <w:color w:val="333333"/>
           <w:sz w:val="20"/>
         </w:rPr>
-        <w:t>：1. 我一直將里奇視為一家小型商店企業，生產出符合特定產品類別預期佈局的優質產品；</w:t>
+        <w:t>：1. 德國選手勞拉·菲利普（Laura Philipp）在卡爾瑪鐵人三項賽上表演了頑強的毅力，在幾個月後的鐵人三項世界冠軍賽上表演了她的力量；</w:t>
       </w:r>
     </w:p>
     <w:p>
@@ -4178,60 +4602,7 @@
           <w:color w:val="333333"/>
           <w:sz w:val="20"/>
         </w:rPr>
-        <w:t>2. 例如，這裡是 X；</w:t>
-      </w:r>
-    </w:p>
-    <w:p>
-      <w:pPr>
-        <w:spacing w:after="120"/>
-      </w:pPr>
-      <w:r>
-        <w:rPr>
-          <w:rFonts w:ascii="Calibri" w:hAnsi="Calibri" w:eastAsia="Microsoft JhengHei"/>
-          <w:b w:val="0"/>
-          <w:color w:val="333333"/>
-          <w:sz w:val="20"/>
-        </w:rPr>
-        <w:t>3. 後 Ritchey SuperLogi。</w:t>
-      </w:r>
-    </w:p>
-    <w:p>
-      <w:pPr>
-        <w:pStyle w:val="ListBullet"/>
-        <w:spacing w:after="60"/>
-        <w:ind w:left="360"/>
-      </w:pPr>
-      <w:r>
-        <w:rPr>
-          <w:rFonts w:ascii="Calibri" w:hAnsi="Calibri" w:eastAsia="Microsoft JhengHei"/>
-          <w:b/>
-          <w:color w:val="333333"/>
-          <w:sz w:val="20"/>
-        </w:rPr>
-        <w:t>身為運動員，早餐該吃什麼？營養師分享最佳能量餐</w:t>
-      </w:r>
-      <w:r>
-        <w:rPr>
-          <w:rFonts w:ascii="Calibri" w:hAnsi="Calibri" w:eastAsia="Microsoft JhengHei"/>
-          <w:b w:val="0"/>
-          <w:color w:val="333333"/>
-          <w:sz w:val="20"/>
-        </w:rPr>
-        <w:t>：1. 這些簡單的四種食譜，以嘗試提高早上運動的能量或在訓練後補充練習的能量水平儲存；</w:t>
-      </w:r>
-    </w:p>
-    <w:p>
-      <w:pPr>
-        <w:spacing w:after="120"/>
-      </w:pPr>
-      <w:r>
-        <w:rPr>
-          <w:rFonts w:ascii="Calibri" w:hAnsi="Calibri" w:eastAsia="Microsoft JhengHei"/>
-          <w:b w:val="0"/>
-          <w:color w:val="333333"/>
-          <w:sz w:val="20"/>
-        </w:rPr>
-        <w:t>2. 分析來自 220 Triathlon 針對 補給與恢復 (Fueling &amp; Recovery) 項目的關鍵訓練與器材建議。；</w:t>
+        <w:t>2. 卡爾瑪鋼鐵人提供了一個重要的時刻；</w:t>
       </w:r>
     </w:p>
     <w:p>
@@ -4261,7 +4632,7 @@
           <w:color w:val="333333"/>
           <w:sz w:val="20"/>
         </w:rPr>
-        <w:t>我們注意到：Alpe d’Huez 鐵人三項賽、克里斯蒂安和古斯塔夫的新騎行等等</w:t>
+        <w:t>Julie Derron 贏得 2026 年溫哥華 T100 比賽 — 照片回顧比賽</w:t>
       </w:r>
       <w:r>
         <w:rPr>
@@ -4270,7 +4641,7 @@
           <w:color w:val="333333"/>
           <w:sz w:val="20"/>
         </w:rPr>
-        <w:t>：1. 西弗特獲得第三個冠軍，莫塞爾灣將舉辦IRONMAN南非賽、Roka Multisport抽籤等新聞；</w:t>
+        <w:t>：1. 照片中回顧了激動人心的一天比賽；</w:t>
       </w:r>
     </w:p>
     <w:p>
@@ -4284,7 +4655,60 @@
           <w:color w:val="333333"/>
           <w:sz w:val="20"/>
         </w:rPr>
-        <w:t>2. 我們注意到的帖子：Alpe d’Huez鐵人三項賽、克里斯蒂安和古斯塔夫的新騎行及更多首次亮相；</w:t>
+        <w:t>2. 朱莉·德隆（Julie Derron）贏得2026年溫哥華T100比賽——照片中的比賽回顧一文首次出現在Slowtwitch News上；</w:t>
+      </w:r>
+    </w:p>
+    <w:p>
+      <w:pPr>
+        <w:spacing w:after="120"/>
+      </w:pPr>
+      <w:r>
+        <w:rPr>
+          <w:rFonts w:ascii="Calibri" w:hAnsi="Calibri" w:eastAsia="Microsoft JhengHei"/>
+          <w:b w:val="0"/>
+          <w:color w:val="333333"/>
+          <w:sz w:val="20"/>
+        </w:rPr>
+        <w:t>3. 提供鐵人三項選手在實務備賽、運動防傷與體能恢復上的具體應用指導。。</w:t>
+      </w:r>
+    </w:p>
+    <w:p>
+      <w:pPr>
+        <w:pStyle w:val="ListBullet"/>
+        <w:spacing w:after="60"/>
+        <w:ind w:left="360"/>
+      </w:pPr>
+      <w:r>
+        <w:rPr>
+          <w:rFonts w:ascii="Calibri" w:hAnsi="Calibri" w:eastAsia="Microsoft JhengHei"/>
+          <w:b/>
+          <w:color w:val="333333"/>
+          <w:sz w:val="20"/>
+        </w:rPr>
+        <w:t>閃電般的鐵人三項卡爾瑪為勞拉·菲利普和喬納斯·朔姆堡贏得勝利預覽出色的科納形式</w:t>
+      </w:r>
+      <w:r>
+        <w:rPr>
+          <w:rFonts w:ascii="Calibri" w:hAnsi="Calibri" w:eastAsia="Microsoft JhengHei"/>
+          <w:b w:val="0"/>
+          <w:color w:val="333333"/>
+          <w:sz w:val="20"/>
+        </w:rPr>
+        <w:t>：1. 在一場破紀錄、擠滿觀眾的比賽中，勞拉·菲利普和喬納斯·朔姆伯格上演了一場令人難忘的表演，創造了歷史上最快的兩場鐵人三項錶演，並展示了世界冠軍；</w:t>
+      </w:r>
+    </w:p>
+    <w:p>
+      <w:pPr>
+        <w:spacing w:after="120"/>
+      </w:pPr>
+      <w:r>
+        <w:rPr>
+          <w:rFonts w:ascii="Calibri" w:hAnsi="Calibri" w:eastAsia="Microsoft JhengHei"/>
+          <w:b w:val="0"/>
+          <w:color w:val="333333"/>
+          <w:sz w:val="20"/>
+        </w:rPr>
+        <w:t>2. 分析來自 Triathlete Magazine 針對 補給與恢復 (Fueling &amp; Recovery) 項目的關鍵訓練與器材建議。；</w:t>
       </w:r>
     </w:p>
     <w:p>
@@ -4327,7 +4751,7 @@
         <w:color w:val="777777"/>
         <w:sz w:val="18"/>
       </w:rPr>
-      <w:t>W33 鐵人新知整理報告 (中文版) | 彙整日期：2026-08-10</w:t>
+      <w:t>W33 鐵人新知整理報告 (中文版) | 彙整日期：2026-08-16</w:t>
     </w:r>
   </w:p>
 </w:ftr>
